--- a/EJERCICIOS DE LOS ALUMNOS/JAVI/LINUX/Curso de Linux JAVI.docx
+++ b/EJERCICIOS DE LOS ALUMNOS/JAVI/LINUX/Curso de Linux JAVI.docx
@@ -5964,13 +5964,8 @@
       </w:r>
     </w:p>
     <w:p>
-      <w:proofErr w:type="gramStart"/>
-      <w:r>
-        <w:t>rm</w:t>
-      </w:r>
-      <w:proofErr w:type="gramEnd"/>
-      <w:r>
-        <w:t xml:space="preserve"> *.txt</w:t>
+      <w:r>
+        <w:t>rm *.txt</w:t>
       </w:r>
     </w:p>
     <w:p>
@@ -6039,13 +6034,8 @@
       </w:r>
     </w:p>
     <w:p>
-      <w:proofErr w:type="gramStart"/>
-      <w:r>
-        <w:t>find</w:t>
-      </w:r>
-      <w:proofErr w:type="gramEnd"/>
-      <w:r>
-        <w:t xml:space="preserve"> /etc -name "*.conf"</w:t>
+      <w:r>
+        <w:t>find /etc -name "*.conf"</w:t>
       </w:r>
     </w:p>
     <w:p>
@@ -6115,13 +6105,8 @@
       </w:r>
     </w:p>
     <w:p>
-      <w:proofErr w:type="gramStart"/>
-      <w:r>
-        <w:t>grep</w:t>
-      </w:r>
-      <w:proofErr w:type="gramEnd"/>
-      <w:r>
-        <w:t xml:space="preserve"> "/bin/bash" /etc/passwd</w:t>
+      <w:r>
+        <w:t>grep "/bin/bash" /etc/passwd</w:t>
       </w:r>
     </w:p>
     <w:p>
@@ -6191,13 +6176,8 @@
       </w:r>
     </w:p>
     <w:p>
-      <w:proofErr w:type="gramStart"/>
-      <w:r>
-        <w:t>ls</w:t>
-      </w:r>
-      <w:proofErr w:type="gramEnd"/>
-      <w:r>
-        <w:t xml:space="preserve"> -l /etc &gt; listado.txt</w:t>
+      <w:r>
+        <w:t>ls -l /etc &gt; listado.txt</w:t>
       </w:r>
     </w:p>
     <w:p>
@@ -6285,19 +6265,11 @@
           <w:lang w:val="en-GB"/>
         </w:rPr>
       </w:pPr>
-      <w:proofErr w:type="gramStart"/>
       <w:r>
         <w:rPr>
           <w:lang w:val="en-GB"/>
         </w:rPr>
-        <w:t>tree</w:t>
-      </w:r>
-      <w:proofErr w:type="gramEnd"/>
-      <w:r>
-        <w:rPr>
-          <w:lang w:val="en-GB"/>
-        </w:rPr>
-        <w:t xml:space="preserve"> /</w:t>
+        <w:t>tree /</w:t>
       </w:r>
     </w:p>
     <w:p>
@@ -6401,13 +6373,8 @@
       </w:r>
     </w:p>
     <w:p>
-      <w:proofErr w:type="gramStart"/>
-      <w:r>
-        <w:t>wc</w:t>
-      </w:r>
-      <w:proofErr w:type="gramEnd"/>
-      <w:r>
-        <w:t xml:space="preserve"> -l /etc/passwd</w:t>
+      <w:r>
+        <w:t>wc -l /etc/passwd</w:t>
       </w:r>
     </w:p>
     <w:p>
@@ -6476,13 +6443,8 @@
       </w:r>
     </w:p>
     <w:p>
-      <w:proofErr w:type="gramStart"/>
-      <w:r>
-        <w:t>ps</w:t>
-      </w:r>
-      <w:proofErr w:type="gramEnd"/>
-      <w:r>
-        <w:t xml:space="preserve"> -u $USER</w:t>
+      <w:r>
+        <w:t>ps -u $USER</w:t>
       </w:r>
     </w:p>
     <w:p>
@@ -6552,13 +6514,8 @@
       </w:r>
     </w:p>
     <w:p>
-      <w:proofErr w:type="gramStart"/>
-      <w:r>
-        <w:t>find</w:t>
-      </w:r>
-      <w:proofErr w:type="gramEnd"/>
-      <w:r>
-        <w:t xml:space="preserve"> / -size +50M 2&gt;/dev/null</w:t>
+      <w:r>
+        <w:t>find / -size +50M 2&gt;/dev/null</w:t>
       </w:r>
     </w:p>
     <w:p>
@@ -6627,13 +6584,8 @@
       </w:r>
     </w:p>
     <w:p>
-      <w:proofErr w:type="gramStart"/>
-      <w:r>
-        <w:t>ls</w:t>
-      </w:r>
-      <w:proofErr w:type="gramEnd"/>
-      <w:r>
-        <w:t xml:space="preserve"> /carpeta_que_no_existe 2&gt; errores.txt</w:t>
+      <w:r>
+        <w:t>ls /carpeta_que_no_existe 2&gt; errores.txt</w:t>
       </w:r>
     </w:p>
     <w:p>
@@ -6703,13 +6655,8 @@
       </w:r>
     </w:p>
     <w:p>
-      <w:proofErr w:type="gramStart"/>
-      <w:r>
-        <w:t>cat</w:t>
-      </w:r>
-      <w:proofErr w:type="gramEnd"/>
-      <w:r>
-        <w:t xml:space="preserve"> archivo1 archivo2 &gt; combinado.txt</w:t>
+      <w:r>
+        <w:t>cat archivo1 archivo2 &gt; combinado.txt</w:t>
       </w:r>
     </w:p>
     <w:p>
@@ -6857,13 +6804,8 @@
       </w:r>
     </w:p>
     <w:p>
-      <w:proofErr w:type="gramStart"/>
-      <w:r>
-        <w:t>echo</w:t>
-      </w:r>
-      <w:proofErr w:type="gramEnd"/>
-      <w:r>
-        <w:t xml:space="preserve"> $CURSO</w:t>
+      <w:r>
+        <w:t>echo $CURSO</w:t>
       </w:r>
     </w:p>
     <w:p>
@@ -7008,19 +6950,11 @@
           <w:lang w:val="en-GB"/>
         </w:rPr>
       </w:pPr>
-      <w:proofErr w:type="gramStart"/>
       <w:r>
         <w:rPr>
           <w:lang w:val="en-GB"/>
         </w:rPr>
-        <w:t>cat</w:t>
-      </w:r>
-      <w:proofErr w:type="gramEnd"/>
-      <w:r>
-        <w:rPr>
-          <w:lang w:val="en-GB"/>
-        </w:rPr>
-        <w:t xml:space="preserve"> /etc/passwd | cut -d: -f1</w:t>
+        <w:t>cat /etc/passwd | cut -d: -f1</w:t>
       </w:r>
     </w:p>
     <w:p>
@@ -7112,8 +7046,6 @@
       <w:r>
         <w:t>Contenido del script:</w:t>
       </w:r>
-      <w:bookmarkStart w:id="0" w:name="_GoBack"/>
-      <w:bookmarkEnd w:id="0"/>
     </w:p>
     <w:p>
       <w:r>
@@ -10598,6 +10530,52 @@
     </w:p>
     <w:p>
       <w:r>
+        <w:rPr>
+          <w:noProof/>
+          <w:lang w:eastAsia="es-ES"/>
+        </w:rPr>
+        <w:drawing>
+          <wp:inline distT="0" distB="0" distL="0" distR="0" wp14:anchorId="0FFA7CB4" wp14:editId="4CCA4967">
+            <wp:extent cx="5400040" cy="650875"/>
+            <wp:effectExtent l="0" t="0" r="0" b="0"/>
+            <wp:docPr id="339960682" name="Imagen 1"/>
+            <wp:cNvGraphicFramePr>
+              <a:graphicFrameLocks xmlns:a="http://schemas.openxmlformats.org/drawingml/2006/main" noChangeAspect="1"/>
+            </wp:cNvGraphicFramePr>
+            <a:graphic xmlns:a="http://schemas.openxmlformats.org/drawingml/2006/main">
+              <a:graphicData uri="http://schemas.openxmlformats.org/drawingml/2006/picture">
+                <pic:pic xmlns:pic="http://schemas.openxmlformats.org/drawingml/2006/picture">
+                  <pic:nvPicPr>
+                    <pic:cNvPr id="339960682" name=""/>
+                    <pic:cNvPicPr/>
+                  </pic:nvPicPr>
+                  <pic:blipFill>
+                    <a:blip r:embed="rId52"/>
+                    <a:stretch>
+                      <a:fillRect/>
+                    </a:stretch>
+                  </pic:blipFill>
+                  <pic:spPr>
+                    <a:xfrm>
+                      <a:off x="0" y="0"/>
+                      <a:ext cx="5400040" cy="650875"/>
+                    </a:xfrm>
+                    <a:prstGeom prst="rect">
+                      <a:avLst/>
+                    </a:prstGeom>
+                  </pic:spPr>
+                </pic:pic>
+              </a:graphicData>
+            </a:graphic>
+          </wp:inline>
+        </w:drawing>
+      </w:r>
+      <w:r>
+        <w:t>sudo</w:t>
+      </w:r>
+    </w:p>
+    <w:p>
+      <w:r>
         <w:pict w14:anchorId="55E2A1EF">
           <v:rect id="_x0000_i1136" style="width:0;height:1.5pt" o:hralign="center" o:hrstd="t" o:hr="t" fillcolor="#a0a0a0" stroked="f"/>
         </w:pict>
@@ -10679,6 +10657,50 @@
     </w:p>
     <w:p>
       <w:r>
+        <w:rPr>
+          <w:noProof/>
+          <w:lang w:eastAsia="es-ES"/>
+        </w:rPr>
+        <w:drawing>
+          <wp:inline distT="0" distB="0" distL="0" distR="0" wp14:anchorId="34304957" wp14:editId="5BBDB365">
+            <wp:extent cx="5400040" cy="1328420"/>
+            <wp:effectExtent l="0" t="0" r="0" b="5080"/>
+            <wp:docPr id="299335177" name="Imagen 1"/>
+            <wp:cNvGraphicFramePr>
+              <a:graphicFrameLocks xmlns:a="http://schemas.openxmlformats.org/drawingml/2006/main" noChangeAspect="1"/>
+            </wp:cNvGraphicFramePr>
+            <a:graphic xmlns:a="http://schemas.openxmlformats.org/drawingml/2006/main">
+              <a:graphicData uri="http://schemas.openxmlformats.org/drawingml/2006/picture">
+                <pic:pic xmlns:pic="http://schemas.openxmlformats.org/drawingml/2006/picture">
+                  <pic:nvPicPr>
+                    <pic:cNvPr id="299335177" name=""/>
+                    <pic:cNvPicPr/>
+                  </pic:nvPicPr>
+                  <pic:blipFill>
+                    <a:blip r:embed="rId53"/>
+                    <a:stretch>
+                      <a:fillRect/>
+                    </a:stretch>
+                  </pic:blipFill>
+                  <pic:spPr>
+                    <a:xfrm>
+                      <a:off x="0" y="0"/>
+                      <a:ext cx="5400040" cy="1328420"/>
+                    </a:xfrm>
+                    <a:prstGeom prst="rect">
+                      <a:avLst/>
+                    </a:prstGeom>
+                  </pic:spPr>
+                </pic:pic>
+              </a:graphicData>
+            </a:graphic>
+          </wp:inline>
+        </w:drawing>
+      </w:r>
+    </w:p>
+    <w:p/>
+    <w:p>
+      <w:r>
         <w:pict w14:anchorId="1437964B">
           <v:rect id="_x0000_i1139" style="width:0;height:1.5pt" o:hralign="center" o:hrstd="t" o:hr="t" fillcolor="#a0a0a0" stroked="f"/>
         </w:pict>
@@ -10726,6 +10748,55 @@
       </w:r>
     </w:p>
     <w:p>
+      <w:pPr>
+        <w:rPr>
+          <w:lang w:val="en-GB"/>
+        </w:rPr>
+      </w:pPr>
+      <w:r>
+        <w:rPr>
+          <w:noProof/>
+          <w:lang w:eastAsia="es-ES"/>
+        </w:rPr>
+        <w:lastRenderedPageBreak/>
+        <w:drawing>
+          <wp:inline distT="0" distB="0" distL="0" distR="0" wp14:anchorId="4C9AEFAD" wp14:editId="1031E381">
+            <wp:extent cx="5400040" cy="3434080"/>
+            <wp:effectExtent l="0" t="0" r="0" b="0"/>
+            <wp:docPr id="1308533127" name="Imagen 1"/>
+            <wp:cNvGraphicFramePr>
+              <a:graphicFrameLocks xmlns:a="http://schemas.openxmlformats.org/drawingml/2006/main" noChangeAspect="1"/>
+            </wp:cNvGraphicFramePr>
+            <a:graphic xmlns:a="http://schemas.openxmlformats.org/drawingml/2006/main">
+              <a:graphicData uri="http://schemas.openxmlformats.org/drawingml/2006/picture">
+                <pic:pic xmlns:pic="http://schemas.openxmlformats.org/drawingml/2006/picture">
+                  <pic:nvPicPr>
+                    <pic:cNvPr id="1308533127" name=""/>
+                    <pic:cNvPicPr/>
+                  </pic:nvPicPr>
+                  <pic:blipFill>
+                    <a:blip r:embed="rId54"/>
+                    <a:stretch>
+                      <a:fillRect/>
+                    </a:stretch>
+                  </pic:blipFill>
+                  <pic:spPr>
+                    <a:xfrm>
+                      <a:off x="0" y="0"/>
+                      <a:ext cx="5400040" cy="3434080"/>
+                    </a:xfrm>
+                    <a:prstGeom prst="rect">
+                      <a:avLst/>
+                    </a:prstGeom>
+                  </pic:spPr>
+                </pic:pic>
+              </a:graphicData>
+            </a:graphic>
+          </wp:inline>
+        </w:drawing>
+      </w:r>
+    </w:p>
+    <w:p>
       <w:r>
         <w:pict w14:anchorId="338D8547">
           <v:rect id="_x0000_i1140" style="width:0;height:1.5pt" o:hralign="center" o:hrstd="t" o:hr="t" fillcolor="#a0a0a0" stroked="f"/>
@@ -10852,18 +10923,61 @@
           <w:b/>
           <w:bCs/>
         </w:rPr>
+        <w:t>10. Cambiar grupo del archivo prueba.txt a profesores</w:t>
+      </w:r>
+    </w:p>
+    <w:p>
+      <w:proofErr w:type="gramStart"/>
+      <w:r>
+        <w:t>sudo</w:t>
+      </w:r>
+      <w:proofErr w:type="gramEnd"/>
+      <w:r>
+        <w:t xml:space="preserve"> chown :profesores prueba.txt</w:t>
+      </w:r>
+    </w:p>
+    <w:p>
+      <w:r>
+        <w:rPr>
+          <w:noProof/>
+          <w:lang w:eastAsia="es-ES"/>
+        </w:rPr>
         <w:lastRenderedPageBreak/>
-        <w:t>10. Cambiar grupo del archivo prueba.txt a profesores</w:t>
-      </w:r>
-    </w:p>
-    <w:p>
-      <w:proofErr w:type="gramStart"/>
-      <w:r>
-        <w:t>sudo</w:t>
-      </w:r>
-      <w:proofErr w:type="gramEnd"/>
-      <w:r>
-        <w:t xml:space="preserve"> chown :profesores prueba.txt</w:t>
+        <w:drawing>
+          <wp:inline distT="0" distB="0" distL="0" distR="0" wp14:anchorId="26CF568B" wp14:editId="7B37CC90">
+            <wp:extent cx="5133975" cy="1495425"/>
+            <wp:effectExtent l="0" t="0" r="9525" b="9525"/>
+            <wp:docPr id="1222223942" name="Imagen 1"/>
+            <wp:cNvGraphicFramePr>
+              <a:graphicFrameLocks xmlns:a="http://schemas.openxmlformats.org/drawingml/2006/main" noChangeAspect="1"/>
+            </wp:cNvGraphicFramePr>
+            <a:graphic xmlns:a="http://schemas.openxmlformats.org/drawingml/2006/main">
+              <a:graphicData uri="http://schemas.openxmlformats.org/drawingml/2006/picture">
+                <pic:pic xmlns:pic="http://schemas.openxmlformats.org/drawingml/2006/picture">
+                  <pic:nvPicPr>
+                    <pic:cNvPr id="1222223942" name=""/>
+                    <pic:cNvPicPr/>
+                  </pic:nvPicPr>
+                  <pic:blipFill>
+                    <a:blip r:embed="rId55"/>
+                    <a:stretch>
+                      <a:fillRect/>
+                    </a:stretch>
+                  </pic:blipFill>
+                  <pic:spPr>
+                    <a:xfrm>
+                      <a:off x="0" y="0"/>
+                      <a:ext cx="5133975" cy="1495425"/>
+                    </a:xfrm>
+                    <a:prstGeom prst="rect">
+                      <a:avLst/>
+                    </a:prstGeom>
+                  </pic:spPr>
+                </pic:pic>
+              </a:graphicData>
+            </a:graphic>
+          </wp:inline>
+        </w:drawing>
       </w:r>
     </w:p>
     <w:p>
@@ -10987,6 +11101,49 @@
     </w:p>
     <w:p>
       <w:r>
+        <w:rPr>
+          <w:noProof/>
+          <w:lang w:eastAsia="es-ES"/>
+        </w:rPr>
+        <w:drawing>
+          <wp:inline distT="0" distB="0" distL="0" distR="0" wp14:anchorId="5D3D0D85" wp14:editId="0A3C83A2">
+            <wp:extent cx="5162550" cy="942975"/>
+            <wp:effectExtent l="0" t="0" r="0" b="9525"/>
+            <wp:docPr id="718952776" name="Imagen 1"/>
+            <wp:cNvGraphicFramePr>
+              <a:graphicFrameLocks xmlns:a="http://schemas.openxmlformats.org/drawingml/2006/main" noChangeAspect="1"/>
+            </wp:cNvGraphicFramePr>
+            <a:graphic xmlns:a="http://schemas.openxmlformats.org/drawingml/2006/main">
+              <a:graphicData uri="http://schemas.openxmlformats.org/drawingml/2006/picture">
+                <pic:pic xmlns:pic="http://schemas.openxmlformats.org/drawingml/2006/picture">
+                  <pic:nvPicPr>
+                    <pic:cNvPr id="718952776" name=""/>
+                    <pic:cNvPicPr/>
+                  </pic:nvPicPr>
+                  <pic:blipFill>
+                    <a:blip r:embed="rId56"/>
+                    <a:stretch>
+                      <a:fillRect/>
+                    </a:stretch>
+                  </pic:blipFill>
+                  <pic:spPr>
+                    <a:xfrm>
+                      <a:off x="0" y="0"/>
+                      <a:ext cx="5162550" cy="942975"/>
+                    </a:xfrm>
+                    <a:prstGeom prst="rect">
+                      <a:avLst/>
+                    </a:prstGeom>
+                  </pic:spPr>
+                </pic:pic>
+              </a:graphicData>
+            </a:graphic>
+          </wp:inline>
+        </w:drawing>
+      </w:r>
+    </w:p>
+    <w:p>
+      <w:r>
         <w:pict w14:anchorId="283B19D0">
           <v:rect id="_x0000_i1148" style="width:0;height:1.5pt" o:hralign="center" o:hrstd="t" o:hr="t" fillcolor="#a0a0a0" stroked="f"/>
         </w:pict>
@@ -11049,6 +11206,7 @@
         <w:t>sudo chmod 770 /home/grupoalumnos</w:t>
       </w:r>
     </w:p>
+    <w:p/>
     <w:p>
       <w:r>
         <w:pict w14:anchorId="5C9AADCD">
@@ -11110,7 +11268,49 @@
     </w:p>
     <w:p>
       <w:r>
-        <w:lastRenderedPageBreak/>
+        <w:rPr>
+          <w:noProof/>
+          <w:lang w:eastAsia="es-ES"/>
+        </w:rPr>
+        <w:drawing>
+          <wp:inline distT="0" distB="0" distL="0" distR="0" wp14:anchorId="7EEE4E5E" wp14:editId="3CCCA983">
+            <wp:extent cx="5400040" cy="1688465"/>
+            <wp:effectExtent l="0" t="0" r="0" b="6985"/>
+            <wp:docPr id="245762799" name="Imagen 1"/>
+            <wp:cNvGraphicFramePr>
+              <a:graphicFrameLocks xmlns:a="http://schemas.openxmlformats.org/drawingml/2006/main" noChangeAspect="1"/>
+            </wp:cNvGraphicFramePr>
+            <a:graphic xmlns:a="http://schemas.openxmlformats.org/drawingml/2006/main">
+              <a:graphicData uri="http://schemas.openxmlformats.org/drawingml/2006/picture">
+                <pic:pic xmlns:pic="http://schemas.openxmlformats.org/drawingml/2006/picture">
+                  <pic:nvPicPr>
+                    <pic:cNvPr id="245762799" name=""/>
+                    <pic:cNvPicPr/>
+                  </pic:nvPicPr>
+                  <pic:blipFill>
+                    <a:blip r:embed="rId57"/>
+                    <a:stretch>
+                      <a:fillRect/>
+                    </a:stretch>
+                  </pic:blipFill>
+                  <pic:spPr>
+                    <a:xfrm>
+                      <a:off x="0" y="0"/>
+                      <a:ext cx="5400040" cy="1688465"/>
+                    </a:xfrm>
+                    <a:prstGeom prst="rect">
+                      <a:avLst/>
+                    </a:prstGeom>
+                  </pic:spPr>
+                </pic:pic>
+              </a:graphicData>
+            </a:graphic>
+          </wp:inline>
+        </w:drawing>
+      </w:r>
+    </w:p>
+    <w:p>
+      <w:r>
         <w:pict w14:anchorId="701EFB8E">
           <v:rect id="_x0000_i1152" style="width:0;height:1.5pt" o:hralign="center" o:hrstd="t" o:hr="t" fillcolor="#a0a0a0" stroked="f"/>
         </w:pict>
@@ -11145,6 +11345,61 @@
       </w:r>
     </w:p>
     <w:p>
+      <w:pPr>
+        <w:rPr>
+          <w:lang w:val="en-GB"/>
+        </w:rPr>
+      </w:pPr>
+      <w:r>
+        <w:rPr>
+          <w:noProof/>
+          <w:lang w:eastAsia="es-ES"/>
+        </w:rPr>
+        <w:drawing>
+          <wp:inline distT="0" distB="0" distL="0" distR="0" wp14:anchorId="540723B8" wp14:editId="10D639E8">
+            <wp:extent cx="5400040" cy="2139315"/>
+            <wp:effectExtent l="0" t="0" r="0" b="0"/>
+            <wp:docPr id="1805649548" name="Imagen 1"/>
+            <wp:cNvGraphicFramePr>
+              <a:graphicFrameLocks xmlns:a="http://schemas.openxmlformats.org/drawingml/2006/main" noChangeAspect="1"/>
+            </wp:cNvGraphicFramePr>
+            <a:graphic xmlns:a="http://schemas.openxmlformats.org/drawingml/2006/main">
+              <a:graphicData uri="http://schemas.openxmlformats.org/drawingml/2006/picture">
+                <pic:pic xmlns:pic="http://schemas.openxmlformats.org/drawingml/2006/picture">
+                  <pic:nvPicPr>
+                    <pic:cNvPr id="1805649548" name=""/>
+                    <pic:cNvPicPr/>
+                  </pic:nvPicPr>
+                  <pic:blipFill>
+                    <a:blip r:embed="rId58"/>
+                    <a:stretch>
+                      <a:fillRect/>
+                    </a:stretch>
+                  </pic:blipFill>
+                  <pic:spPr>
+                    <a:xfrm>
+                      <a:off x="0" y="0"/>
+                      <a:ext cx="5400040" cy="2139315"/>
+                    </a:xfrm>
+                    <a:prstGeom prst="rect">
+                      <a:avLst/>
+                    </a:prstGeom>
+                  </pic:spPr>
+                </pic:pic>
+              </a:graphicData>
+            </a:graphic>
+          </wp:inline>
+        </w:drawing>
+      </w:r>
+    </w:p>
+    <w:p>
+      <w:pPr>
+        <w:rPr>
+          <w:lang w:val="en-GB"/>
+        </w:rPr>
+      </w:pPr>
+    </w:p>
+    <w:p>
       <w:r>
         <w:pict w14:anchorId="6FA55C43">
           <v:rect id="_x0000_i1153" style="width:0;height:1.5pt" o:hralign="center" o:hrstd="t" o:hr="t" fillcolor="#a0a0a0" stroked="f"/>
@@ -11183,6 +11438,7 @@
     </w:p>
     <w:p>
       <w:r>
+        <w:lastRenderedPageBreak/>
         <w:pict w14:anchorId="35D162E9">
           <v:rect id="_x0000_i1154" style="width:0;height:1.5pt" o:hralign="center" o:hrstd="t" o:hr="t" fillcolor="#a0a0a0" stroked="f"/>
         </w:pict>
@@ -11208,6 +11464,50 @@
         <w:t>setfacl -b archivo_acl</w:t>
       </w:r>
     </w:p>
+    <w:p>
+      <w:r>
+        <w:rPr>
+          <w:noProof/>
+          <w:lang w:eastAsia="es-ES"/>
+        </w:rPr>
+        <w:drawing>
+          <wp:inline distT="0" distB="0" distL="0" distR="0" wp14:anchorId="520295B0" wp14:editId="48356976">
+            <wp:extent cx="5391150" cy="1781175"/>
+            <wp:effectExtent l="0" t="0" r="0" b="9525"/>
+            <wp:docPr id="112123941" name="Imagen 1"/>
+            <wp:cNvGraphicFramePr>
+              <a:graphicFrameLocks xmlns:a="http://schemas.openxmlformats.org/drawingml/2006/main" noChangeAspect="1"/>
+            </wp:cNvGraphicFramePr>
+            <a:graphic xmlns:a="http://schemas.openxmlformats.org/drawingml/2006/main">
+              <a:graphicData uri="http://schemas.openxmlformats.org/drawingml/2006/picture">
+                <pic:pic xmlns:pic="http://schemas.openxmlformats.org/drawingml/2006/picture">
+                  <pic:nvPicPr>
+                    <pic:cNvPr id="112123941" name=""/>
+                    <pic:cNvPicPr/>
+                  </pic:nvPicPr>
+                  <pic:blipFill>
+                    <a:blip r:embed="rId59"/>
+                    <a:stretch>
+                      <a:fillRect/>
+                    </a:stretch>
+                  </pic:blipFill>
+                  <pic:spPr>
+                    <a:xfrm>
+                      <a:off x="0" y="0"/>
+                      <a:ext cx="5391150" cy="1781175"/>
+                    </a:xfrm>
+                    <a:prstGeom prst="rect">
+                      <a:avLst/>
+                    </a:prstGeom>
+                  </pic:spPr>
+                </pic:pic>
+              </a:graphicData>
+            </a:graphic>
+          </wp:inline>
+        </w:drawing>
+      </w:r>
+    </w:p>
+    <w:p/>
     <w:p>
       <w:r>
         <w:pict w14:anchorId="3CCC6620">
@@ -11293,6 +11593,50 @@
     </w:p>
     <w:p>
       <w:r>
+        <w:rPr>
+          <w:noProof/>
+          <w:lang w:eastAsia="es-ES"/>
+        </w:rPr>
+        <w:drawing>
+          <wp:inline distT="0" distB="0" distL="0" distR="0" wp14:anchorId="2F47FA11" wp14:editId="13B406F9">
+            <wp:extent cx="5400040" cy="1403350"/>
+            <wp:effectExtent l="0" t="0" r="0" b="6350"/>
+            <wp:docPr id="1654001103" name="Imagen 1"/>
+            <wp:cNvGraphicFramePr>
+              <a:graphicFrameLocks xmlns:a="http://schemas.openxmlformats.org/drawingml/2006/main" noChangeAspect="1"/>
+            </wp:cNvGraphicFramePr>
+            <a:graphic xmlns:a="http://schemas.openxmlformats.org/drawingml/2006/main">
+              <a:graphicData uri="http://schemas.openxmlformats.org/drawingml/2006/picture">
+                <pic:pic xmlns:pic="http://schemas.openxmlformats.org/drawingml/2006/picture">
+                  <pic:nvPicPr>
+                    <pic:cNvPr id="1654001103" name=""/>
+                    <pic:cNvPicPr/>
+                  </pic:nvPicPr>
+                  <pic:blipFill>
+                    <a:blip r:embed="rId60"/>
+                    <a:stretch>
+                      <a:fillRect/>
+                    </a:stretch>
+                  </pic:blipFill>
+                  <pic:spPr>
+                    <a:xfrm>
+                      <a:off x="0" y="0"/>
+                      <a:ext cx="5400040" cy="1403350"/>
+                    </a:xfrm>
+                    <a:prstGeom prst="rect">
+                      <a:avLst/>
+                    </a:prstGeom>
+                  </pic:spPr>
+                </pic:pic>
+              </a:graphicData>
+            </a:graphic>
+          </wp:inline>
+        </w:drawing>
+      </w:r>
+    </w:p>
+    <w:p/>
+    <w:p>
+      <w:r>
         <w:pict w14:anchorId="0876BF88">
           <v:rect id="_x0000_i1156" style="width:0;height:1.5pt" o:hralign="center" o:hrstd="t" o:hr="t" fillcolor="#a0a0a0" stroked="f"/>
         </w:pict>
@@ -11332,6 +11676,51 @@
     </w:p>
     <w:p>
       <w:r>
+        <w:rPr>
+          <w:noProof/>
+          <w:lang w:eastAsia="es-ES"/>
+        </w:rPr>
+        <w:lastRenderedPageBreak/>
+        <w:drawing>
+          <wp:inline distT="0" distB="0" distL="0" distR="0" wp14:anchorId="16B22E31" wp14:editId="4BB3AB4F">
+            <wp:extent cx="5400040" cy="972820"/>
+            <wp:effectExtent l="0" t="0" r="0" b="0"/>
+            <wp:docPr id="855428326" name="Imagen 1"/>
+            <wp:cNvGraphicFramePr>
+              <a:graphicFrameLocks xmlns:a="http://schemas.openxmlformats.org/drawingml/2006/main" noChangeAspect="1"/>
+            </wp:cNvGraphicFramePr>
+            <a:graphic xmlns:a="http://schemas.openxmlformats.org/drawingml/2006/main">
+              <a:graphicData uri="http://schemas.openxmlformats.org/drawingml/2006/picture">
+                <pic:pic xmlns:pic="http://schemas.openxmlformats.org/drawingml/2006/picture">
+                  <pic:nvPicPr>
+                    <pic:cNvPr id="855428326" name=""/>
+                    <pic:cNvPicPr/>
+                  </pic:nvPicPr>
+                  <pic:blipFill>
+                    <a:blip r:embed="rId61"/>
+                    <a:stretch>
+                      <a:fillRect/>
+                    </a:stretch>
+                  </pic:blipFill>
+                  <pic:spPr>
+                    <a:xfrm>
+                      <a:off x="0" y="0"/>
+                      <a:ext cx="5400040" cy="972820"/>
+                    </a:xfrm>
+                    <a:prstGeom prst="rect">
+                      <a:avLst/>
+                    </a:prstGeom>
+                  </pic:spPr>
+                </pic:pic>
+              </a:graphicData>
+            </a:graphic>
+          </wp:inline>
+        </w:drawing>
+      </w:r>
+    </w:p>
+    <w:p/>
+    <w:p>
+      <w:r>
         <w:pict w14:anchorId="4E9E7915">
           <v:rect id="_x0000_i1157" style="width:0;height:1.5pt" o:hralign="center" o:hrstd="t" o:hr="t" fillcolor="#a0a0a0" stroked="f"/>
         </w:pict>
@@ -11374,6 +11763,49 @@
     </w:p>
     <w:p>
       <w:r>
+        <w:rPr>
+          <w:noProof/>
+          <w:lang w:eastAsia="es-ES"/>
+        </w:rPr>
+        <w:drawing>
+          <wp:inline distT="0" distB="0" distL="0" distR="0" wp14:anchorId="402FE1E2" wp14:editId="44729654">
+            <wp:extent cx="5400040" cy="2700020"/>
+            <wp:effectExtent l="0" t="0" r="0" b="5080"/>
+            <wp:docPr id="880646372" name="Imagen 1"/>
+            <wp:cNvGraphicFramePr>
+              <a:graphicFrameLocks xmlns:a="http://schemas.openxmlformats.org/drawingml/2006/main" noChangeAspect="1"/>
+            </wp:cNvGraphicFramePr>
+            <a:graphic xmlns:a="http://schemas.openxmlformats.org/drawingml/2006/main">
+              <a:graphicData uri="http://schemas.openxmlformats.org/drawingml/2006/picture">
+                <pic:pic xmlns:pic="http://schemas.openxmlformats.org/drawingml/2006/picture">
+                  <pic:nvPicPr>
+                    <pic:cNvPr id="880646372" name=""/>
+                    <pic:cNvPicPr/>
+                  </pic:nvPicPr>
+                  <pic:blipFill>
+                    <a:blip r:embed="rId62"/>
+                    <a:stretch>
+                      <a:fillRect/>
+                    </a:stretch>
+                  </pic:blipFill>
+                  <pic:spPr>
+                    <a:xfrm>
+                      <a:off x="0" y="0"/>
+                      <a:ext cx="5400040" cy="2700020"/>
+                    </a:xfrm>
+                    <a:prstGeom prst="rect">
+                      <a:avLst/>
+                    </a:prstGeom>
+                  </pic:spPr>
+                </pic:pic>
+              </a:graphicData>
+            </a:graphic>
+          </wp:inline>
+        </w:drawing>
+      </w:r>
+    </w:p>
+    <w:p>
+      <w:r>
         <w:pict w14:anchorId="3097E8B5">
           <v:rect id="_x0000_i1158" style="width:0;height:1.5pt" o:hralign="center" o:hrstd="t" o:hr="t" fillcolor="#a0a0a0" stroked="f"/>
         </w:pict>
@@ -11391,18 +11823,61 @@
           <w:b/>
           <w:bCs/>
         </w:rPr>
+        <w:t>24. Crear batch script que muestre todos los usuarios</w:t>
+      </w:r>
+    </w:p>
+    <w:p>
+      <w:r>
+        <w:t>Usa:</w:t>
+      </w:r>
+    </w:p>
+    <w:p>
+      <w:r>
+        <w:t>cut -d: -f1 /etc/passwd</w:t>
+      </w:r>
+    </w:p>
+    <w:p>
+      <w:r>
+        <w:rPr>
+          <w:noProof/>
+          <w:lang w:eastAsia="es-ES"/>
+        </w:rPr>
         <w:lastRenderedPageBreak/>
-        <w:t>24. Crear batch script que muestre todos los usuarios</w:t>
-      </w:r>
-    </w:p>
-    <w:p>
-      <w:r>
-        <w:t>Usa:</w:t>
-      </w:r>
-    </w:p>
-    <w:p>
-      <w:r>
-        <w:t>cut -d: -f1 /etc/passwd</w:t>
+        <w:drawing>
+          <wp:inline distT="0" distB="0" distL="0" distR="0" wp14:anchorId="5C26212A" wp14:editId="3DD338BA">
+            <wp:extent cx="2771775" cy="2362200"/>
+            <wp:effectExtent l="0" t="0" r="9525" b="0"/>
+            <wp:docPr id="436238184" name="Imagen 1"/>
+            <wp:cNvGraphicFramePr>
+              <a:graphicFrameLocks xmlns:a="http://schemas.openxmlformats.org/drawingml/2006/main" noChangeAspect="1"/>
+            </wp:cNvGraphicFramePr>
+            <a:graphic xmlns:a="http://schemas.openxmlformats.org/drawingml/2006/main">
+              <a:graphicData uri="http://schemas.openxmlformats.org/drawingml/2006/picture">
+                <pic:pic xmlns:pic="http://schemas.openxmlformats.org/drawingml/2006/picture">
+                  <pic:nvPicPr>
+                    <pic:cNvPr id="436238184" name=""/>
+                    <pic:cNvPicPr/>
+                  </pic:nvPicPr>
+                  <pic:blipFill>
+                    <a:blip r:embed="rId63"/>
+                    <a:stretch>
+                      <a:fillRect/>
+                    </a:stretch>
+                  </pic:blipFill>
+                  <pic:spPr>
+                    <a:xfrm>
+                      <a:off x="0" y="0"/>
+                      <a:ext cx="2771775" cy="2362200"/>
+                    </a:xfrm>
+                    <a:prstGeom prst="rect">
+                      <a:avLst/>
+                    </a:prstGeom>
+                  </pic:spPr>
+                </pic:pic>
+              </a:graphicData>
+            </a:graphic>
+          </wp:inline>
+        </w:drawing>
       </w:r>
     </w:p>
     <w:p>
@@ -11461,6 +11936,49 @@
     </w:p>
     <w:p>
       <w:r>
+        <w:rPr>
+          <w:noProof/>
+          <w:lang w:eastAsia="es-ES"/>
+        </w:rPr>
+        <w:drawing>
+          <wp:inline distT="0" distB="0" distL="0" distR="0" wp14:anchorId="294A96A1" wp14:editId="6FF6D677">
+            <wp:extent cx="5400040" cy="609600"/>
+            <wp:effectExtent l="0" t="0" r="0" b="0"/>
+            <wp:docPr id="964249717" name="Imagen 1"/>
+            <wp:cNvGraphicFramePr>
+              <a:graphicFrameLocks xmlns:a="http://schemas.openxmlformats.org/drawingml/2006/main" noChangeAspect="1"/>
+            </wp:cNvGraphicFramePr>
+            <a:graphic xmlns:a="http://schemas.openxmlformats.org/drawingml/2006/main">
+              <a:graphicData uri="http://schemas.openxmlformats.org/drawingml/2006/picture">
+                <pic:pic xmlns:pic="http://schemas.openxmlformats.org/drawingml/2006/picture">
+                  <pic:nvPicPr>
+                    <pic:cNvPr id="964249717" name=""/>
+                    <pic:cNvPicPr/>
+                  </pic:nvPicPr>
+                  <pic:blipFill>
+                    <a:blip r:embed="rId64"/>
+                    <a:stretch>
+                      <a:fillRect/>
+                    </a:stretch>
+                  </pic:blipFill>
+                  <pic:spPr>
+                    <a:xfrm>
+                      <a:off x="0" y="0"/>
+                      <a:ext cx="5400040" cy="609600"/>
+                    </a:xfrm>
+                    <a:prstGeom prst="rect">
+                      <a:avLst/>
+                    </a:prstGeom>
+                  </pic:spPr>
+                </pic:pic>
+              </a:graphicData>
+            </a:graphic>
+          </wp:inline>
+        </w:drawing>
+      </w:r>
+    </w:p>
+    <w:p>
+      <w:r>
         <w:pict w14:anchorId="193D921D">
           <v:rect id="_x0000_i1161" style="width:0;height:1.5pt" o:hralign="center" o:hrstd="t" o:hr="t" fillcolor="#a0a0a0" stroked="f"/>
         </w:pict>
@@ -11515,6 +12033,52 @@
     </w:p>
     <w:p>
       <w:r>
+        <w:rPr>
+          <w:noProof/>
+          <w:lang w:eastAsia="es-ES"/>
+        </w:rPr>
+        <w:drawing>
+          <wp:inline distT="0" distB="0" distL="0" distR="0" wp14:anchorId="6462F53E" wp14:editId="43674150">
+            <wp:extent cx="4210050" cy="1104900"/>
+            <wp:effectExtent l="0" t="0" r="0" b="0"/>
+            <wp:docPr id="104894195" name="Imagen 1"/>
+            <wp:cNvGraphicFramePr>
+              <a:graphicFrameLocks xmlns:a="http://schemas.openxmlformats.org/drawingml/2006/main" noChangeAspect="1"/>
+            </wp:cNvGraphicFramePr>
+            <a:graphic xmlns:a="http://schemas.openxmlformats.org/drawingml/2006/main">
+              <a:graphicData uri="http://schemas.openxmlformats.org/drawingml/2006/picture">
+                <pic:pic xmlns:pic="http://schemas.openxmlformats.org/drawingml/2006/picture">
+                  <pic:nvPicPr>
+                    <pic:cNvPr id="104894195" name=""/>
+                    <pic:cNvPicPr/>
+                  </pic:nvPicPr>
+                  <pic:blipFill>
+                    <a:blip r:embed="rId65"/>
+                    <a:stretch>
+                      <a:fillRect/>
+                    </a:stretch>
+                  </pic:blipFill>
+                  <pic:spPr>
+                    <a:xfrm>
+                      <a:off x="0" y="0"/>
+                      <a:ext cx="4210050" cy="1104900"/>
+                    </a:xfrm>
+                    <a:prstGeom prst="rect">
+                      <a:avLst/>
+                    </a:prstGeom>
+                  </pic:spPr>
+                </pic:pic>
+              </a:graphicData>
+            </a:graphic>
+          </wp:inline>
+        </w:drawing>
+      </w:r>
+      <w:r>
+        <w:t xml:space="preserve"> </w:t>
+      </w:r>
+    </w:p>
+    <w:p>
+      <w:r>
         <w:pict w14:anchorId="2C6A5FCA">
           <v:rect id="_x0000_i1163" style="width:0;height:1.5pt" o:hralign="center" o:hrstd="t" o:hr="t" fillcolor="#a0a0a0" stroked="f"/>
         </w:pict>
@@ -11537,7 +12101,51 @@
     </w:p>
     <w:p>
       <w:r>
+        <w:lastRenderedPageBreak/>
         <w:t>grep -E "bash|zsh" /etc/passwd</w:t>
+      </w:r>
+    </w:p>
+    <w:p>
+      <w:r>
+        <w:rPr>
+          <w:noProof/>
+          <w:lang w:eastAsia="es-ES"/>
+        </w:rPr>
+        <w:drawing>
+          <wp:inline distT="0" distB="0" distL="0" distR="0" wp14:anchorId="3DFC2B3E" wp14:editId="528E28A5">
+            <wp:extent cx="5400040" cy="1696085"/>
+            <wp:effectExtent l="0" t="0" r="0" b="0"/>
+            <wp:docPr id="1002183201" name="Imagen 1"/>
+            <wp:cNvGraphicFramePr>
+              <a:graphicFrameLocks xmlns:a="http://schemas.openxmlformats.org/drawingml/2006/main" noChangeAspect="1"/>
+            </wp:cNvGraphicFramePr>
+            <a:graphic xmlns:a="http://schemas.openxmlformats.org/drawingml/2006/main">
+              <a:graphicData uri="http://schemas.openxmlformats.org/drawingml/2006/picture">
+                <pic:pic xmlns:pic="http://schemas.openxmlformats.org/drawingml/2006/picture">
+                  <pic:nvPicPr>
+                    <pic:cNvPr id="1002183201" name=""/>
+                    <pic:cNvPicPr/>
+                  </pic:nvPicPr>
+                  <pic:blipFill>
+                    <a:blip r:embed="rId66"/>
+                    <a:stretch>
+                      <a:fillRect/>
+                    </a:stretch>
+                  </pic:blipFill>
+                  <pic:spPr>
+                    <a:xfrm>
+                      <a:off x="0" y="0"/>
+                      <a:ext cx="5400040" cy="1696085"/>
+                    </a:xfrm>
+                    <a:prstGeom prst="rect">
+                      <a:avLst/>
+                    </a:prstGeom>
+                  </pic:spPr>
+                </pic:pic>
+              </a:graphicData>
+            </a:graphic>
+          </wp:inline>
+        </w:drawing>
       </w:r>
     </w:p>
     <w:p>
@@ -11567,6 +12175,10 @@
         <w:t>find / -nouser 2&gt;/dev/null</w:t>
       </w:r>
     </w:p>
+    <w:p/>
+    <w:p/>
+    <w:p/>
+    <w:p/>
     <w:p>
       <w:r>
         <w:pict w14:anchorId="263B3653">
@@ -11683,8 +12295,50 @@
         </w:numPr>
       </w:pPr>
       <w:r>
-        <w:lastRenderedPageBreak/>
-        <w:t>administracion</w:t>
+        <w:t>administración</w:t>
+      </w:r>
+    </w:p>
+    <w:p>
+      <w:r>
+        <w:rPr>
+          <w:noProof/>
+          <w:lang w:eastAsia="es-ES"/>
+        </w:rPr>
+        <w:drawing>
+          <wp:inline distT="0" distB="0" distL="0" distR="0" wp14:anchorId="38A1BB5F" wp14:editId="28C72B3A">
+            <wp:extent cx="5400040" cy="1101090"/>
+            <wp:effectExtent l="0" t="0" r="0" b="3810"/>
+            <wp:docPr id="15" name="Imagen 15"/>
+            <wp:cNvGraphicFramePr>
+              <a:graphicFrameLocks xmlns:a="http://schemas.openxmlformats.org/drawingml/2006/main" noChangeAspect="1"/>
+            </wp:cNvGraphicFramePr>
+            <a:graphic xmlns:a="http://schemas.openxmlformats.org/drawingml/2006/main">
+              <a:graphicData uri="http://schemas.openxmlformats.org/drawingml/2006/picture">
+                <pic:pic xmlns:pic="http://schemas.openxmlformats.org/drawingml/2006/picture">
+                  <pic:nvPicPr>
+                    <pic:cNvPr id="1" name=""/>
+                    <pic:cNvPicPr/>
+                  </pic:nvPicPr>
+                  <pic:blipFill>
+                    <a:blip r:embed="rId67"/>
+                    <a:stretch>
+                      <a:fillRect/>
+                    </a:stretch>
+                  </pic:blipFill>
+                  <pic:spPr>
+                    <a:xfrm>
+                      <a:off x="0" y="0"/>
+                      <a:ext cx="5400040" cy="1101090"/>
+                    </a:xfrm>
+                    <a:prstGeom prst="rect">
+                      <a:avLst/>
+                    </a:prstGeom>
+                  </pic:spPr>
+                </pic:pic>
+              </a:graphicData>
+            </a:graphic>
+          </wp:inline>
+        </w:drawing>
       </w:r>
     </w:p>
     <w:p>
@@ -11717,6 +12371,7 @@
         </w:numPr>
       </w:pPr>
       <w:r>
+        <w:lastRenderedPageBreak/>
         <w:t>3 profesores</w:t>
       </w:r>
     </w:p>
@@ -11732,6 +12387,49 @@
       </w:r>
     </w:p>
     <w:p>
+      <w:r>
+        <w:rPr>
+          <w:noProof/>
+          <w:lang w:eastAsia="es-ES"/>
+        </w:rPr>
+        <w:drawing>
+          <wp:inline distT="0" distB="0" distL="0" distR="0" wp14:anchorId="7D7407FA" wp14:editId="597684CE">
+            <wp:extent cx="5400040" cy="608965"/>
+            <wp:effectExtent l="0" t="0" r="0" b="635"/>
+            <wp:docPr id="16" name="Imagen 16"/>
+            <wp:cNvGraphicFramePr>
+              <a:graphicFrameLocks xmlns:a="http://schemas.openxmlformats.org/drawingml/2006/main" noChangeAspect="1"/>
+            </wp:cNvGraphicFramePr>
+            <a:graphic xmlns:a="http://schemas.openxmlformats.org/drawingml/2006/main">
+              <a:graphicData uri="http://schemas.openxmlformats.org/drawingml/2006/picture">
+                <pic:pic xmlns:pic="http://schemas.openxmlformats.org/drawingml/2006/picture">
+                  <pic:nvPicPr>
+                    <pic:cNvPr id="1" name=""/>
+                    <pic:cNvPicPr/>
+                  </pic:nvPicPr>
+                  <pic:blipFill>
+                    <a:blip r:embed="rId68"/>
+                    <a:stretch>
+                      <a:fillRect/>
+                    </a:stretch>
+                  </pic:blipFill>
+                  <pic:spPr>
+                    <a:xfrm>
+                      <a:off x="0" y="0"/>
+                      <a:ext cx="5400040" cy="608965"/>
+                    </a:xfrm>
+                    <a:prstGeom prst="rect">
+                      <a:avLst/>
+                    </a:prstGeom>
+                  </pic:spPr>
+                </pic:pic>
+              </a:graphicData>
+            </a:graphic>
+          </wp:inline>
+        </w:drawing>
+      </w:r>
+    </w:p>
+    <w:p>
       <w:pPr>
         <w:numPr>
           <w:ilvl w:val="0"/>
@@ -11772,7 +12470,53 @@
         </w:numPr>
       </w:pPr>
       <w:r>
-        <w:t>/aula/comun</w:t>
+        <w:t>/aula/</w:t>
+      </w:r>
+      <w:r>
+        <w:t>común</w:t>
+      </w:r>
+    </w:p>
+    <w:p>
+      <w:r>
+        <w:rPr>
+          <w:noProof/>
+          <w:lang w:eastAsia="es-ES"/>
+        </w:rPr>
+        <w:drawing>
+          <wp:inline distT="0" distB="0" distL="0" distR="0" wp14:anchorId="76A03536" wp14:editId="6A1665F6">
+            <wp:extent cx="5400040" cy="1513205"/>
+            <wp:effectExtent l="0" t="0" r="0" b="0"/>
+            <wp:docPr id="1335452858" name="Imagen 1"/>
+            <wp:cNvGraphicFramePr>
+              <a:graphicFrameLocks xmlns:a="http://schemas.openxmlformats.org/drawingml/2006/main" noChangeAspect="1"/>
+            </wp:cNvGraphicFramePr>
+            <a:graphic xmlns:a="http://schemas.openxmlformats.org/drawingml/2006/main">
+              <a:graphicData uri="http://schemas.openxmlformats.org/drawingml/2006/picture">
+                <pic:pic xmlns:pic="http://schemas.openxmlformats.org/drawingml/2006/picture">
+                  <pic:nvPicPr>
+                    <pic:cNvPr id="1335452858" name=""/>
+                    <pic:cNvPicPr/>
+                  </pic:nvPicPr>
+                  <pic:blipFill>
+                    <a:blip r:embed="rId69"/>
+                    <a:stretch>
+                      <a:fillRect/>
+                    </a:stretch>
+                  </pic:blipFill>
+                  <pic:spPr>
+                    <a:xfrm>
+                      <a:off x="0" y="0"/>
+                      <a:ext cx="5400040" cy="1513205"/>
+                    </a:xfrm>
+                    <a:prstGeom prst="rect">
+                      <a:avLst/>
+                    </a:prstGeom>
+                  </pic:spPr>
+                </pic:pic>
+              </a:graphicData>
+            </a:graphic>
+          </wp:inline>
+        </w:drawing>
       </w:r>
     </w:p>
     <w:p>
@@ -11820,6 +12564,49 @@
       </w:r>
     </w:p>
     <w:p>
+      <w:r>
+        <w:rPr>
+          <w:noProof/>
+          <w:lang w:eastAsia="es-ES"/>
+        </w:rPr>
+        <w:drawing>
+          <wp:inline distT="0" distB="0" distL="0" distR="0" wp14:anchorId="4B536556" wp14:editId="35F6A653">
+            <wp:extent cx="5400040" cy="1053465"/>
+            <wp:effectExtent l="0" t="0" r="0" b="0"/>
+            <wp:docPr id="17" name="Imagen 17"/>
+            <wp:cNvGraphicFramePr>
+              <a:graphicFrameLocks xmlns:a="http://schemas.openxmlformats.org/drawingml/2006/main" noChangeAspect="1"/>
+            </wp:cNvGraphicFramePr>
+            <a:graphic xmlns:a="http://schemas.openxmlformats.org/drawingml/2006/main">
+              <a:graphicData uri="http://schemas.openxmlformats.org/drawingml/2006/picture">
+                <pic:pic xmlns:pic="http://schemas.openxmlformats.org/drawingml/2006/picture">
+                  <pic:nvPicPr>
+                    <pic:cNvPr id="1" name=""/>
+                    <pic:cNvPicPr/>
+                  </pic:nvPicPr>
+                  <pic:blipFill>
+                    <a:blip r:embed="rId70"/>
+                    <a:stretch>
+                      <a:fillRect/>
+                    </a:stretch>
+                  </pic:blipFill>
+                  <pic:spPr>
+                    <a:xfrm>
+                      <a:off x="0" y="0"/>
+                      <a:ext cx="5400040" cy="1053465"/>
+                    </a:xfrm>
+                    <a:prstGeom prst="rect">
+                      <a:avLst/>
+                    </a:prstGeom>
+                  </pic:spPr>
+                </pic:pic>
+              </a:graphicData>
+            </a:graphic>
+          </wp:inline>
+        </w:drawing>
+      </w:r>
+    </w:p>
+    <w:p>
       <w:pPr>
         <w:numPr>
           <w:ilvl w:val="0"/>
@@ -11831,6 +12618,49 @@
       </w:r>
     </w:p>
     <w:p>
+      <w:r>
+        <w:rPr>
+          <w:noProof/>
+          <w:lang w:eastAsia="es-ES"/>
+        </w:rPr>
+        <w:drawing>
+          <wp:inline distT="0" distB="0" distL="0" distR="0" wp14:anchorId="668E657E" wp14:editId="64A59B8D">
+            <wp:extent cx="5400040" cy="734695"/>
+            <wp:effectExtent l="0" t="0" r="0" b="8255"/>
+            <wp:docPr id="18" name="Imagen 18"/>
+            <wp:cNvGraphicFramePr>
+              <a:graphicFrameLocks xmlns:a="http://schemas.openxmlformats.org/drawingml/2006/main" noChangeAspect="1"/>
+            </wp:cNvGraphicFramePr>
+            <a:graphic xmlns:a="http://schemas.openxmlformats.org/drawingml/2006/main">
+              <a:graphicData uri="http://schemas.openxmlformats.org/drawingml/2006/picture">
+                <pic:pic xmlns:pic="http://schemas.openxmlformats.org/drawingml/2006/picture">
+                  <pic:nvPicPr>
+                    <pic:cNvPr id="1" name=""/>
+                    <pic:cNvPicPr/>
+                  </pic:nvPicPr>
+                  <pic:blipFill>
+                    <a:blip r:embed="rId71"/>
+                    <a:stretch>
+                      <a:fillRect/>
+                    </a:stretch>
+                  </pic:blipFill>
+                  <pic:spPr>
+                    <a:xfrm>
+                      <a:off x="0" y="0"/>
+                      <a:ext cx="5400040" cy="734695"/>
+                    </a:xfrm>
+                    <a:prstGeom prst="rect">
+                      <a:avLst/>
+                    </a:prstGeom>
+                  </pic:spPr>
+                </pic:pic>
+              </a:graphicData>
+            </a:graphic>
+          </wp:inline>
+        </w:drawing>
+      </w:r>
+    </w:p>
+    <w:p>
       <w:pPr>
         <w:numPr>
           <w:ilvl w:val="0"/>
@@ -11843,6 +12673,57 @@
     </w:p>
     <w:p>
       <w:pPr>
+        <w:ind w:left="360"/>
+      </w:pPr>
+      <w:r>
+        <w:rPr>
+          <w:noProof/>
+          <w:lang w:eastAsia="es-ES"/>
+        </w:rPr>
+        <w:drawing>
+          <wp:inline distT="0" distB="0" distL="0" distR="0" wp14:anchorId="51A35530" wp14:editId="0208030F">
+            <wp:extent cx="5153025" cy="723900"/>
+            <wp:effectExtent l="0" t="0" r="9525" b="0"/>
+            <wp:docPr id="511245569" name="Imagen 1"/>
+            <wp:cNvGraphicFramePr>
+              <a:graphicFrameLocks xmlns:a="http://schemas.openxmlformats.org/drawingml/2006/main" noChangeAspect="1"/>
+            </wp:cNvGraphicFramePr>
+            <a:graphic xmlns:a="http://schemas.openxmlformats.org/drawingml/2006/main">
+              <a:graphicData uri="http://schemas.openxmlformats.org/drawingml/2006/picture">
+                <pic:pic xmlns:pic="http://schemas.openxmlformats.org/drawingml/2006/picture">
+                  <pic:nvPicPr>
+                    <pic:cNvPr id="511245569" name=""/>
+                    <pic:cNvPicPr/>
+                  </pic:nvPicPr>
+                  <pic:blipFill>
+                    <a:blip r:embed="rId72"/>
+                    <a:stretch>
+                      <a:fillRect/>
+                    </a:stretch>
+                  </pic:blipFill>
+                  <pic:spPr>
+                    <a:xfrm>
+                      <a:off x="0" y="0"/>
+                      <a:ext cx="5153025" cy="723900"/>
+                    </a:xfrm>
+                    <a:prstGeom prst="rect">
+                      <a:avLst/>
+                    </a:prstGeom>
+                  </pic:spPr>
+                </pic:pic>
+              </a:graphicData>
+            </a:graphic>
+          </wp:inline>
+        </w:drawing>
+      </w:r>
+    </w:p>
+    <w:p>
+      <w:pPr>
+        <w:ind w:left="720"/>
+      </w:pPr>
+    </w:p>
+    <w:p>
+      <w:pPr>
         <w:numPr>
           <w:ilvl w:val="0"/>
           <w:numId w:val="22"/>
@@ -11854,6 +12735,52 @@
     </w:p>
     <w:p>
       <w:pPr>
+        <w:ind w:left="720"/>
+      </w:pPr>
+      <w:r>
+        <w:rPr>
+          <w:noProof/>
+          <w:lang w:eastAsia="es-ES"/>
+        </w:rPr>
+        <w:drawing>
+          <wp:inline distT="0" distB="0" distL="0" distR="0" wp14:anchorId="6DD4A4F1" wp14:editId="4C3C4432">
+            <wp:extent cx="5400040" cy="2766060"/>
+            <wp:effectExtent l="0" t="0" r="0" b="0"/>
+            <wp:docPr id="19" name="Imagen 19"/>
+            <wp:cNvGraphicFramePr>
+              <a:graphicFrameLocks xmlns:a="http://schemas.openxmlformats.org/drawingml/2006/main" noChangeAspect="1"/>
+            </wp:cNvGraphicFramePr>
+            <a:graphic xmlns:a="http://schemas.openxmlformats.org/drawingml/2006/main">
+              <a:graphicData uri="http://schemas.openxmlformats.org/drawingml/2006/picture">
+                <pic:pic xmlns:pic="http://schemas.openxmlformats.org/drawingml/2006/picture">
+                  <pic:nvPicPr>
+                    <pic:cNvPr id="1" name=""/>
+                    <pic:cNvPicPr/>
+                  </pic:nvPicPr>
+                  <pic:blipFill>
+                    <a:blip r:embed="rId73"/>
+                    <a:stretch>
+                      <a:fillRect/>
+                    </a:stretch>
+                  </pic:blipFill>
+                  <pic:spPr>
+                    <a:xfrm>
+                      <a:off x="0" y="0"/>
+                      <a:ext cx="5400040" cy="2766060"/>
+                    </a:xfrm>
+                    <a:prstGeom prst="rect">
+                      <a:avLst/>
+                    </a:prstGeom>
+                  </pic:spPr>
+                </pic:pic>
+              </a:graphicData>
+            </a:graphic>
+          </wp:inline>
+        </w:drawing>
+      </w:r>
+    </w:p>
+    <w:p>
+      <w:pPr>
         <w:numPr>
           <w:ilvl w:val="0"/>
           <w:numId w:val="22"/>
@@ -11876,6 +12803,52 @@
     </w:p>
     <w:p>
       <w:pPr>
+        <w:ind w:left="720"/>
+      </w:pPr>
+      <w:r>
+        <w:rPr>
+          <w:noProof/>
+          <w:lang w:eastAsia="es-ES"/>
+        </w:rPr>
+        <w:drawing>
+          <wp:inline distT="0" distB="0" distL="0" distR="0" wp14:anchorId="6C795584" wp14:editId="5C04F623">
+            <wp:extent cx="5400040" cy="2536190"/>
+            <wp:effectExtent l="0" t="0" r="0" b="0"/>
+            <wp:docPr id="20" name="Imagen 20"/>
+            <wp:cNvGraphicFramePr>
+              <a:graphicFrameLocks xmlns:a="http://schemas.openxmlformats.org/drawingml/2006/main" noChangeAspect="1"/>
+            </wp:cNvGraphicFramePr>
+            <a:graphic xmlns:a="http://schemas.openxmlformats.org/drawingml/2006/main">
+              <a:graphicData uri="http://schemas.openxmlformats.org/drawingml/2006/picture">
+                <pic:pic xmlns:pic="http://schemas.openxmlformats.org/drawingml/2006/picture">
+                  <pic:nvPicPr>
+                    <pic:cNvPr id="1" name=""/>
+                    <pic:cNvPicPr/>
+                  </pic:nvPicPr>
+                  <pic:blipFill>
+                    <a:blip r:embed="rId74"/>
+                    <a:stretch>
+                      <a:fillRect/>
+                    </a:stretch>
+                  </pic:blipFill>
+                  <pic:spPr>
+                    <a:xfrm>
+                      <a:off x="0" y="0"/>
+                      <a:ext cx="5400040" cy="2536190"/>
+                    </a:xfrm>
+                    <a:prstGeom prst="rect">
+                      <a:avLst/>
+                    </a:prstGeom>
+                  </pic:spPr>
+                </pic:pic>
+              </a:graphicData>
+            </a:graphic>
+          </wp:inline>
+        </w:drawing>
+      </w:r>
+    </w:p>
+    <w:p>
+      <w:pPr>
         <w:numPr>
           <w:ilvl w:val="1"/>
           <w:numId w:val="22"/>
@@ -11886,6 +12859,50 @@
       </w:r>
     </w:p>
     <w:p>
+      <w:r>
+        <w:rPr>
+          <w:noProof/>
+          <w:lang w:eastAsia="es-ES"/>
+        </w:rPr>
+        <w:drawing>
+          <wp:inline distT="0" distB="0" distL="0" distR="0" wp14:anchorId="260116AC" wp14:editId="78ACC6B8">
+            <wp:extent cx="5400040" cy="654685"/>
+            <wp:effectExtent l="0" t="0" r="0" b="0"/>
+            <wp:docPr id="21" name="Imagen 21"/>
+            <wp:cNvGraphicFramePr>
+              <a:graphicFrameLocks xmlns:a="http://schemas.openxmlformats.org/drawingml/2006/main" noChangeAspect="1"/>
+            </wp:cNvGraphicFramePr>
+            <a:graphic xmlns:a="http://schemas.openxmlformats.org/drawingml/2006/main">
+              <a:graphicData uri="http://schemas.openxmlformats.org/drawingml/2006/picture">
+                <pic:pic xmlns:pic="http://schemas.openxmlformats.org/drawingml/2006/picture">
+                  <pic:nvPicPr>
+                    <pic:cNvPr id="1" name=""/>
+                    <pic:cNvPicPr/>
+                  </pic:nvPicPr>
+                  <pic:blipFill>
+                    <a:blip r:embed="rId75"/>
+                    <a:stretch>
+                      <a:fillRect/>
+                    </a:stretch>
+                  </pic:blipFill>
+                  <pic:spPr>
+                    <a:xfrm>
+                      <a:off x="0" y="0"/>
+                      <a:ext cx="5400040" cy="654685"/>
+                    </a:xfrm>
+                    <a:prstGeom prst="rect">
+                      <a:avLst/>
+                    </a:prstGeom>
+                  </pic:spPr>
+                </pic:pic>
+              </a:graphicData>
+            </a:graphic>
+          </wp:inline>
+        </w:drawing>
+      </w:r>
+    </w:p>
+    <w:p/>
+    <w:p>
       <w:pPr>
         <w:numPr>
           <w:ilvl w:val="1"/>
@@ -11897,16 +12914,63 @@
       </w:r>
     </w:p>
     <w:p>
+      <w:r>
+        <w:rPr>
+          <w:noProof/>
+          <w:lang w:eastAsia="es-ES"/>
+        </w:rPr>
+        <w:lastRenderedPageBreak/>
+        <w:drawing>
+          <wp:inline distT="0" distB="0" distL="0" distR="0" wp14:anchorId="3EBBE192" wp14:editId="10D4445D">
+            <wp:extent cx="5400040" cy="3358515"/>
+            <wp:effectExtent l="0" t="0" r="0" b="0"/>
+            <wp:docPr id="22" name="Imagen 22"/>
+            <wp:cNvGraphicFramePr>
+              <a:graphicFrameLocks xmlns:a="http://schemas.openxmlformats.org/drawingml/2006/main" noChangeAspect="1"/>
+            </wp:cNvGraphicFramePr>
+            <a:graphic xmlns:a="http://schemas.openxmlformats.org/drawingml/2006/main">
+              <a:graphicData uri="http://schemas.openxmlformats.org/drawingml/2006/picture">
+                <pic:pic xmlns:pic="http://schemas.openxmlformats.org/drawingml/2006/picture">
+                  <pic:nvPicPr>
+                    <pic:cNvPr id="1" name=""/>
+                    <pic:cNvPicPr/>
+                  </pic:nvPicPr>
+                  <pic:blipFill>
+                    <a:blip r:embed="rId76"/>
+                    <a:stretch>
+                      <a:fillRect/>
+                    </a:stretch>
+                  </pic:blipFill>
+                  <pic:spPr>
+                    <a:xfrm>
+                      <a:off x="0" y="0"/>
+                      <a:ext cx="5400040" cy="3358515"/>
+                    </a:xfrm>
+                    <a:prstGeom prst="rect">
+                      <a:avLst/>
+                    </a:prstGeom>
+                  </pic:spPr>
+                </pic:pic>
+              </a:graphicData>
+            </a:graphic>
+          </wp:inline>
+        </w:drawing>
+      </w:r>
+    </w:p>
+    <w:p>
       <w:pPr>
         <w:numPr>
           <w:ilvl w:val="1"/>
           <w:numId w:val="22"/>
         </w:numPr>
       </w:pPr>
+      <w:bookmarkStart w:id="0" w:name="_GoBack"/>
+      <w:bookmarkEnd w:id="0"/>
       <w:r>
         <w:t>comandos utilizados</w:t>
       </w:r>
     </w:p>
+    <w:p/>
     <w:p>
       <w:r>
         <w:pict w14:anchorId="489FD5A2">
@@ -11970,7 +13034,6 @@
     </w:p>
     <w:p>
       <w:r>
-        <w:lastRenderedPageBreak/>
         <w:t>Cada proceso tiene:</w:t>
       </w:r>
     </w:p>
@@ -12086,6 +13149,7 @@
     </w:p>
     <w:p>
       <w:r>
+        <w:lastRenderedPageBreak/>
         <w:t>ps</w:t>
       </w:r>
     </w:p>
@@ -12290,7 +13354,6 @@
     </w:p>
     <w:p>
       <w:r>
-        <w:lastRenderedPageBreak/>
         <w:t>ps -ef</w:t>
       </w:r>
     </w:p>
@@ -12375,6 +13438,7 @@
     </w:p>
     <w:p>
       <w:r>
+        <w:lastRenderedPageBreak/>
         <w:t>Interfaz avanzada (instalar con apt):</w:t>
       </w:r>
     </w:p>
@@ -12545,7 +13609,6 @@
         </w:numPr>
       </w:pPr>
       <w:r>
-        <w:lastRenderedPageBreak/>
         <w:t>Servicios</w:t>
       </w:r>
     </w:p>
@@ -12604,6 +13667,7 @@
     </w:p>
     <w:p>
       <w:r>
+        <w:lastRenderedPageBreak/>
         <w:t>systemctl enable servicio</w:t>
       </w:r>
     </w:p>
@@ -12781,6 +13845,50 @@
     </w:p>
     <w:p>
       <w:r>
+        <w:rPr>
+          <w:noProof/>
+          <w:lang w:eastAsia="es-ES"/>
+        </w:rPr>
+        <w:drawing>
+          <wp:inline distT="0" distB="0" distL="0" distR="0" wp14:anchorId="19782F9E" wp14:editId="3D8BE22A">
+            <wp:extent cx="5400040" cy="1482725"/>
+            <wp:effectExtent l="0" t="0" r="0" b="3175"/>
+            <wp:docPr id="852881869" name="Imagen 1"/>
+            <wp:cNvGraphicFramePr>
+              <a:graphicFrameLocks xmlns:a="http://schemas.openxmlformats.org/drawingml/2006/main" noChangeAspect="1"/>
+            </wp:cNvGraphicFramePr>
+            <a:graphic xmlns:a="http://schemas.openxmlformats.org/drawingml/2006/main">
+              <a:graphicData uri="http://schemas.openxmlformats.org/drawingml/2006/picture">
+                <pic:pic xmlns:pic="http://schemas.openxmlformats.org/drawingml/2006/picture">
+                  <pic:nvPicPr>
+                    <pic:cNvPr id="852881869" name=""/>
+                    <pic:cNvPicPr/>
+                  </pic:nvPicPr>
+                  <pic:blipFill>
+                    <a:blip r:embed="rId77"/>
+                    <a:stretch>
+                      <a:fillRect/>
+                    </a:stretch>
+                  </pic:blipFill>
+                  <pic:spPr>
+                    <a:xfrm>
+                      <a:off x="0" y="0"/>
+                      <a:ext cx="5400040" cy="1482725"/>
+                    </a:xfrm>
+                    <a:prstGeom prst="rect">
+                      <a:avLst/>
+                    </a:prstGeom>
+                  </pic:spPr>
+                </pic:pic>
+              </a:graphicData>
+            </a:graphic>
+          </wp:inline>
+        </w:drawing>
+      </w:r>
+    </w:p>
+    <w:p/>
+    <w:p>
+      <w:r>
         <w:pict w14:anchorId="4F61678D">
           <v:rect id="_x0000_i1175" style="width:0;height:1.5pt" o:hralign="center" o:hrstd="t" o:hr="t" fillcolor="#a0a0a0" stroked="f"/>
         </w:pict>
@@ -12803,7 +13911,54 @@
     </w:p>
     <w:p>
       <w:r>
-        <w:t>pstree</w:t>
+        <w:t>P</w:t>
+      </w:r>
+      <w:r>
+        <w:t>stree</w:t>
+      </w:r>
+    </w:p>
+    <w:p>
+      <w:r>
+        <w:rPr>
+          <w:noProof/>
+          <w:lang w:eastAsia="es-ES"/>
+        </w:rPr>
+        <w:lastRenderedPageBreak/>
+        <w:drawing>
+          <wp:inline distT="0" distB="0" distL="0" distR="0" wp14:anchorId="25E61711" wp14:editId="070F9BC7">
+            <wp:extent cx="5143500" cy="2552700"/>
+            <wp:effectExtent l="0" t="0" r="0" b="0"/>
+            <wp:docPr id="1959547204" name="Imagen 1"/>
+            <wp:cNvGraphicFramePr>
+              <a:graphicFrameLocks xmlns:a="http://schemas.openxmlformats.org/drawingml/2006/main" noChangeAspect="1"/>
+            </wp:cNvGraphicFramePr>
+            <a:graphic xmlns:a="http://schemas.openxmlformats.org/drawingml/2006/main">
+              <a:graphicData uri="http://schemas.openxmlformats.org/drawingml/2006/picture">
+                <pic:pic xmlns:pic="http://schemas.openxmlformats.org/drawingml/2006/picture">
+                  <pic:nvPicPr>
+                    <pic:cNvPr id="1959547204" name=""/>
+                    <pic:cNvPicPr/>
+                  </pic:nvPicPr>
+                  <pic:blipFill>
+                    <a:blip r:embed="rId78"/>
+                    <a:stretch>
+                      <a:fillRect/>
+                    </a:stretch>
+                  </pic:blipFill>
+                  <pic:spPr>
+                    <a:xfrm>
+                      <a:off x="0" y="0"/>
+                      <a:ext cx="5143500" cy="2552700"/>
+                    </a:xfrm>
+                    <a:prstGeom prst="rect">
+                      <a:avLst/>
+                    </a:prstGeom>
+                  </pic:spPr>
+                </pic:pic>
+              </a:graphicData>
+            </a:graphic>
+          </wp:inline>
+        </w:drawing>
       </w:r>
     </w:p>
     <w:p>
@@ -12835,8 +13990,50 @@
     </w:p>
     <w:p>
       <w:r>
-        <w:lastRenderedPageBreak/>
         <w:t>Usa P dentro de top.</w:t>
+      </w:r>
+    </w:p>
+    <w:p>
+      <w:r>
+        <w:rPr>
+          <w:noProof/>
+          <w:lang w:eastAsia="es-ES"/>
+        </w:rPr>
+        <w:drawing>
+          <wp:inline distT="0" distB="0" distL="0" distR="0" wp14:anchorId="0CD60521" wp14:editId="6F234F55">
+            <wp:extent cx="5400040" cy="970915"/>
+            <wp:effectExtent l="0" t="0" r="0" b="635"/>
+            <wp:docPr id="1657057597" name="Imagen 1"/>
+            <wp:cNvGraphicFramePr>
+              <a:graphicFrameLocks xmlns:a="http://schemas.openxmlformats.org/drawingml/2006/main" noChangeAspect="1"/>
+            </wp:cNvGraphicFramePr>
+            <a:graphic xmlns:a="http://schemas.openxmlformats.org/drawingml/2006/main">
+              <a:graphicData uri="http://schemas.openxmlformats.org/drawingml/2006/picture">
+                <pic:pic xmlns:pic="http://schemas.openxmlformats.org/drawingml/2006/picture">
+                  <pic:nvPicPr>
+                    <pic:cNvPr id="1657057597" name=""/>
+                    <pic:cNvPicPr/>
+                  </pic:nvPicPr>
+                  <pic:blipFill>
+                    <a:blip r:embed="rId79"/>
+                    <a:stretch>
+                      <a:fillRect/>
+                    </a:stretch>
+                  </pic:blipFill>
+                  <pic:spPr>
+                    <a:xfrm>
+                      <a:off x="0" y="0"/>
+                      <a:ext cx="5400040" cy="970915"/>
+                    </a:xfrm>
+                    <a:prstGeom prst="rect">
+                      <a:avLst/>
+                    </a:prstGeom>
+                  </pic:spPr>
+                </pic:pic>
+              </a:graphicData>
+            </a:graphic>
+          </wp:inline>
+        </w:drawing>
       </w:r>
     </w:p>
     <w:p>
@@ -12873,6 +14070,50 @@
     </w:p>
     <w:p>
       <w:r>
+        <w:rPr>
+          <w:noProof/>
+          <w:lang w:eastAsia="es-ES"/>
+        </w:rPr>
+        <w:drawing>
+          <wp:inline distT="0" distB="0" distL="0" distR="0" wp14:anchorId="3FFD5F8B" wp14:editId="4A9BE549">
+            <wp:extent cx="5400040" cy="1620520"/>
+            <wp:effectExtent l="0" t="0" r="0" b="0"/>
+            <wp:docPr id="463807134" name="Imagen 1"/>
+            <wp:cNvGraphicFramePr>
+              <a:graphicFrameLocks xmlns:a="http://schemas.openxmlformats.org/drawingml/2006/main" noChangeAspect="1"/>
+            </wp:cNvGraphicFramePr>
+            <a:graphic xmlns:a="http://schemas.openxmlformats.org/drawingml/2006/main">
+              <a:graphicData uri="http://schemas.openxmlformats.org/drawingml/2006/picture">
+                <pic:pic xmlns:pic="http://schemas.openxmlformats.org/drawingml/2006/picture">
+                  <pic:nvPicPr>
+                    <pic:cNvPr id="463807134" name=""/>
+                    <pic:cNvPicPr/>
+                  </pic:nvPicPr>
+                  <pic:blipFill>
+                    <a:blip r:embed="rId80"/>
+                    <a:stretch>
+                      <a:fillRect/>
+                    </a:stretch>
+                  </pic:blipFill>
+                  <pic:spPr>
+                    <a:xfrm>
+                      <a:off x="0" y="0"/>
+                      <a:ext cx="5400040" cy="1620520"/>
+                    </a:xfrm>
+                    <a:prstGeom prst="rect">
+                      <a:avLst/>
+                    </a:prstGeom>
+                  </pic:spPr>
+                </pic:pic>
+              </a:graphicData>
+            </a:graphic>
+          </wp:inline>
+        </w:drawing>
+      </w:r>
+    </w:p>
+    <w:p/>
+    <w:p>
+      <w:r>
         <w:pict w14:anchorId="14665B5D">
           <v:rect id="_x0000_i1178" style="width:0;height:1.5pt" o:hralign="center" o:hrstd="t" o:hr="t" fillcolor="#a0a0a0" stroked="f"/>
         </w:pict>
@@ -12895,7 +14136,51 @@
     </w:p>
     <w:p>
       <w:r>
+        <w:lastRenderedPageBreak/>
         <w:t>ps -u $USER</w:t>
+      </w:r>
+    </w:p>
+    <w:p>
+      <w:r>
+        <w:rPr>
+          <w:noProof/>
+          <w:lang w:eastAsia="es-ES"/>
+        </w:rPr>
+        <w:drawing>
+          <wp:inline distT="0" distB="0" distL="0" distR="0" wp14:anchorId="75EE9063" wp14:editId="5C262EB5">
+            <wp:extent cx="4638675" cy="4038600"/>
+            <wp:effectExtent l="0" t="0" r="9525" b="0"/>
+            <wp:docPr id="1039153563" name="Imagen 1"/>
+            <wp:cNvGraphicFramePr>
+              <a:graphicFrameLocks xmlns:a="http://schemas.openxmlformats.org/drawingml/2006/main" noChangeAspect="1"/>
+            </wp:cNvGraphicFramePr>
+            <a:graphic xmlns:a="http://schemas.openxmlformats.org/drawingml/2006/main">
+              <a:graphicData uri="http://schemas.openxmlformats.org/drawingml/2006/picture">
+                <pic:pic xmlns:pic="http://schemas.openxmlformats.org/drawingml/2006/picture">
+                  <pic:nvPicPr>
+                    <pic:cNvPr id="1039153563" name=""/>
+                    <pic:cNvPicPr/>
+                  </pic:nvPicPr>
+                  <pic:blipFill>
+                    <a:blip r:embed="rId81"/>
+                    <a:stretch>
+                      <a:fillRect/>
+                    </a:stretch>
+                  </pic:blipFill>
+                  <pic:spPr>
+                    <a:xfrm>
+                      <a:off x="0" y="0"/>
+                      <a:ext cx="4638675" cy="4038600"/>
+                    </a:xfrm>
+                    <a:prstGeom prst="rect">
+                      <a:avLst/>
+                    </a:prstGeom>
+                  </pic:spPr>
+                </pic:pic>
+              </a:graphicData>
+            </a:graphic>
+          </wp:inline>
+        </w:drawing>
       </w:r>
     </w:p>
     <w:p>
@@ -12932,6 +14217,49 @@
     </w:p>
     <w:p>
       <w:r>
+        <w:rPr>
+          <w:noProof/>
+          <w:lang w:eastAsia="es-ES"/>
+        </w:rPr>
+        <w:drawing>
+          <wp:inline distT="0" distB="0" distL="0" distR="0" wp14:anchorId="110C86FC" wp14:editId="28A32EEA">
+            <wp:extent cx="3200400" cy="1209675"/>
+            <wp:effectExtent l="0" t="0" r="0" b="9525"/>
+            <wp:docPr id="1009366911" name="Imagen 1"/>
+            <wp:cNvGraphicFramePr>
+              <a:graphicFrameLocks xmlns:a="http://schemas.openxmlformats.org/drawingml/2006/main" noChangeAspect="1"/>
+            </wp:cNvGraphicFramePr>
+            <a:graphic xmlns:a="http://schemas.openxmlformats.org/drawingml/2006/main">
+              <a:graphicData uri="http://schemas.openxmlformats.org/drawingml/2006/picture">
+                <pic:pic xmlns:pic="http://schemas.openxmlformats.org/drawingml/2006/picture">
+                  <pic:nvPicPr>
+                    <pic:cNvPr id="1009366911" name=""/>
+                    <pic:cNvPicPr/>
+                  </pic:nvPicPr>
+                  <pic:blipFill>
+                    <a:blip r:embed="rId82"/>
+                    <a:stretch>
+                      <a:fillRect/>
+                    </a:stretch>
+                  </pic:blipFill>
+                  <pic:spPr>
+                    <a:xfrm>
+                      <a:off x="0" y="0"/>
+                      <a:ext cx="3200400" cy="1209675"/>
+                    </a:xfrm>
+                    <a:prstGeom prst="rect">
+                      <a:avLst/>
+                    </a:prstGeom>
+                  </pic:spPr>
+                </pic:pic>
+              </a:graphicData>
+            </a:graphic>
+          </wp:inline>
+        </w:drawing>
+      </w:r>
+    </w:p>
+    <w:p>
+      <w:r>
         <w:pict w14:anchorId="61D60DC5">
           <v:rect id="_x0000_i1180" style="width:0;height:1.5pt" o:hralign="center" o:hrstd="t" o:hr="t" fillcolor="#a0a0a0" stroked="f"/>
         </w:pict>
@@ -12959,6 +14287,50 @@
     </w:p>
     <w:p>
       <w:r>
+        <w:rPr>
+          <w:noProof/>
+          <w:lang w:eastAsia="es-ES"/>
+        </w:rPr>
+        <w:lastRenderedPageBreak/>
+        <w:drawing>
+          <wp:inline distT="0" distB="0" distL="0" distR="0" wp14:anchorId="459AF711" wp14:editId="0CD0AD77">
+            <wp:extent cx="5400040" cy="2079625"/>
+            <wp:effectExtent l="0" t="0" r="0" b="0"/>
+            <wp:docPr id="1509513190" name="Imagen 1"/>
+            <wp:cNvGraphicFramePr>
+              <a:graphicFrameLocks xmlns:a="http://schemas.openxmlformats.org/drawingml/2006/main" noChangeAspect="1"/>
+            </wp:cNvGraphicFramePr>
+            <a:graphic xmlns:a="http://schemas.openxmlformats.org/drawingml/2006/main">
+              <a:graphicData uri="http://schemas.openxmlformats.org/drawingml/2006/picture">
+                <pic:pic xmlns:pic="http://schemas.openxmlformats.org/drawingml/2006/picture">
+                  <pic:nvPicPr>
+                    <pic:cNvPr id="1509513190" name=""/>
+                    <pic:cNvPicPr/>
+                  </pic:nvPicPr>
+                  <pic:blipFill>
+                    <a:blip r:embed="rId83"/>
+                    <a:stretch>
+                      <a:fillRect/>
+                    </a:stretch>
+                  </pic:blipFill>
+                  <pic:spPr>
+                    <a:xfrm>
+                      <a:off x="0" y="0"/>
+                      <a:ext cx="5400040" cy="2079625"/>
+                    </a:xfrm>
+                    <a:prstGeom prst="rect">
+                      <a:avLst/>
+                    </a:prstGeom>
+                  </pic:spPr>
+                </pic:pic>
+              </a:graphicData>
+            </a:graphic>
+          </wp:inline>
+        </w:drawing>
+      </w:r>
+    </w:p>
+    <w:p>
+      <w:r>
         <w:pict w14:anchorId="6BDB290A">
           <v:rect id="_x0000_i1181" style="width:0;height:1.5pt" o:hralign="center" o:hrstd="t" o:hr="t" fillcolor="#a0a0a0" stroked="f"/>
         </w:pict>
@@ -13008,7 +14380,53 @@
     </w:p>
     <w:p>
       <w:r>
-        <w:t>pkill firefox</w:t>
+        <w:t xml:space="preserve">pkill </w:t>
+      </w:r>
+      <w:r>
+        <w:t>Firefox</w:t>
+      </w:r>
+    </w:p>
+    <w:p>
+      <w:r>
+        <w:rPr>
+          <w:noProof/>
+          <w:lang w:eastAsia="es-ES"/>
+        </w:rPr>
+        <w:drawing>
+          <wp:inline distT="0" distB="0" distL="0" distR="0" wp14:anchorId="09F907F5" wp14:editId="31B2E90B">
+            <wp:extent cx="5143500" cy="361950"/>
+            <wp:effectExtent l="0" t="0" r="0" b="0"/>
+            <wp:docPr id="216530869" name="Imagen 1"/>
+            <wp:cNvGraphicFramePr>
+              <a:graphicFrameLocks xmlns:a="http://schemas.openxmlformats.org/drawingml/2006/main" noChangeAspect="1"/>
+            </wp:cNvGraphicFramePr>
+            <a:graphic xmlns:a="http://schemas.openxmlformats.org/drawingml/2006/main">
+              <a:graphicData uri="http://schemas.openxmlformats.org/drawingml/2006/picture">
+                <pic:pic xmlns:pic="http://schemas.openxmlformats.org/drawingml/2006/picture">
+                  <pic:nvPicPr>
+                    <pic:cNvPr id="216530869" name=""/>
+                    <pic:cNvPicPr/>
+                  </pic:nvPicPr>
+                  <pic:blipFill>
+                    <a:blip r:embed="rId84"/>
+                    <a:stretch>
+                      <a:fillRect/>
+                    </a:stretch>
+                  </pic:blipFill>
+                  <pic:spPr>
+                    <a:xfrm>
+                      <a:off x="0" y="0"/>
+                      <a:ext cx="5143500" cy="361950"/>
+                    </a:xfrm>
+                    <a:prstGeom prst="rect">
+                      <a:avLst/>
+                    </a:prstGeom>
+                  </pic:spPr>
+                </pic:pic>
+              </a:graphicData>
+            </a:graphic>
+          </wp:inline>
+        </w:drawing>
       </w:r>
     </w:p>
     <w:p>
@@ -13040,6 +14458,49 @@
     </w:p>
     <w:p>
       <w:r>
+        <w:rPr>
+          <w:noProof/>
+          <w:lang w:eastAsia="es-ES"/>
+        </w:rPr>
+        <w:drawing>
+          <wp:inline distT="0" distB="0" distL="0" distR="0" wp14:anchorId="67BA4A7E" wp14:editId="70C8B01E">
+            <wp:extent cx="3743325" cy="962025"/>
+            <wp:effectExtent l="0" t="0" r="9525" b="9525"/>
+            <wp:docPr id="1749506969" name="Imagen 1"/>
+            <wp:cNvGraphicFramePr>
+              <a:graphicFrameLocks xmlns:a="http://schemas.openxmlformats.org/drawingml/2006/main" noChangeAspect="1"/>
+            </wp:cNvGraphicFramePr>
+            <a:graphic xmlns:a="http://schemas.openxmlformats.org/drawingml/2006/main">
+              <a:graphicData uri="http://schemas.openxmlformats.org/drawingml/2006/picture">
+                <pic:pic xmlns:pic="http://schemas.openxmlformats.org/drawingml/2006/picture">
+                  <pic:nvPicPr>
+                    <pic:cNvPr id="1749506969" name=""/>
+                    <pic:cNvPicPr/>
+                  </pic:nvPicPr>
+                  <pic:blipFill>
+                    <a:blip r:embed="rId85"/>
+                    <a:stretch>
+                      <a:fillRect/>
+                    </a:stretch>
+                  </pic:blipFill>
+                  <pic:spPr>
+                    <a:xfrm>
+                      <a:off x="0" y="0"/>
+                      <a:ext cx="3743325" cy="962025"/>
+                    </a:xfrm>
+                    <a:prstGeom prst="rect">
+                      <a:avLst/>
+                    </a:prstGeom>
+                  </pic:spPr>
+                </pic:pic>
+              </a:graphicData>
+            </a:graphic>
+          </wp:inline>
+        </w:drawing>
+      </w:r>
+    </w:p>
+    <w:p>
+      <w:r>
         <w:pict w14:anchorId="766B82A4">
           <v:rect id="_x0000_i1184" style="width:0;height:1.5pt" o:hralign="center" o:hrstd="t" o:hr="t" fillcolor="#a0a0a0" stroked="f"/>
         </w:pict>
@@ -13088,6 +14549,7 @@
         <w:t>sudo renice -n 10 -p PID</w:t>
       </w:r>
     </w:p>
+    <w:p/>
     <w:p>
       <w:r>
         <w:pict w14:anchorId="157FD786">
@@ -13107,17 +14569,17 @@
           <w:b/>
           <w:bCs/>
         </w:rPr>
+        <w:t>12. Crear proceso en segundo plano</w:t>
+      </w:r>
+    </w:p>
+    <w:p>
+      <w:r>
+        <w:t>sleep 300 &amp;</w:t>
+      </w:r>
+    </w:p>
+    <w:p>
+      <w:r>
         <w:lastRenderedPageBreak/>
-        <w:t>12. Crear proceso en segundo plano</w:t>
-      </w:r>
-    </w:p>
-    <w:p>
-      <w:r>
-        <w:t>sleep 300 &amp;</w:t>
-      </w:r>
-    </w:p>
-    <w:p>
-      <w:r>
         <w:pict w14:anchorId="647BF297">
           <v:rect id="_x0000_i1186" style="width:0;height:1.5pt" o:hralign="center" o:hrstd="t" o:hr="t" fillcolor="#a0a0a0" stroked="f"/>
         </w:pict>
@@ -13199,7 +14661,50 @@
     </w:p>
     <w:p>
       <w:r>
-        <w:t>jobs</w:t>
+        <w:t>Jobs</w:t>
+      </w:r>
+    </w:p>
+    <w:p>
+      <w:r>
+        <w:rPr>
+          <w:noProof/>
+          <w:lang w:eastAsia="es-ES"/>
+        </w:rPr>
+        <w:drawing>
+          <wp:inline distT="0" distB="0" distL="0" distR="0" wp14:anchorId="51E0B2E7" wp14:editId="343C32EB">
+            <wp:extent cx="4924425" cy="3790950"/>
+            <wp:effectExtent l="0" t="0" r="9525" b="0"/>
+            <wp:docPr id="749661143" name="Imagen 1"/>
+            <wp:cNvGraphicFramePr>
+              <a:graphicFrameLocks xmlns:a="http://schemas.openxmlformats.org/drawingml/2006/main" noChangeAspect="1"/>
+            </wp:cNvGraphicFramePr>
+            <a:graphic xmlns:a="http://schemas.openxmlformats.org/drawingml/2006/main">
+              <a:graphicData uri="http://schemas.openxmlformats.org/drawingml/2006/picture">
+                <pic:pic xmlns:pic="http://schemas.openxmlformats.org/drawingml/2006/picture">
+                  <pic:nvPicPr>
+                    <pic:cNvPr id="749661143" name=""/>
+                    <pic:cNvPicPr/>
+                  </pic:nvPicPr>
+                  <pic:blipFill>
+                    <a:blip r:embed="rId86"/>
+                    <a:stretch>
+                      <a:fillRect/>
+                    </a:stretch>
+                  </pic:blipFill>
+                  <pic:spPr>
+                    <a:xfrm>
+                      <a:off x="0" y="0"/>
+                      <a:ext cx="4924425" cy="3790950"/>
+                    </a:xfrm>
+                    <a:prstGeom prst="rect">
+                      <a:avLst/>
+                    </a:prstGeom>
+                  </pic:spPr>
+                </pic:pic>
+              </a:graphicData>
+            </a:graphic>
+          </wp:inline>
+        </w:drawing>
       </w:r>
     </w:p>
     <w:p>
@@ -13240,6 +14745,55 @@
       </w:r>
     </w:p>
     <w:p>
+      <w:pPr>
+        <w:rPr>
+          <w:lang w:val="en-GB"/>
+        </w:rPr>
+      </w:pPr>
+      <w:r>
+        <w:rPr>
+          <w:noProof/>
+          <w:lang w:eastAsia="es-ES"/>
+        </w:rPr>
+        <w:lastRenderedPageBreak/>
+        <w:drawing>
+          <wp:inline distT="0" distB="0" distL="0" distR="0" wp14:anchorId="353E12D1" wp14:editId="36C42A36">
+            <wp:extent cx="5400040" cy="2303780"/>
+            <wp:effectExtent l="0" t="0" r="0" b="1270"/>
+            <wp:docPr id="578162462" name="Imagen 1"/>
+            <wp:cNvGraphicFramePr>
+              <a:graphicFrameLocks xmlns:a="http://schemas.openxmlformats.org/drawingml/2006/main" noChangeAspect="1"/>
+            </wp:cNvGraphicFramePr>
+            <a:graphic xmlns:a="http://schemas.openxmlformats.org/drawingml/2006/main">
+              <a:graphicData uri="http://schemas.openxmlformats.org/drawingml/2006/picture">
+                <pic:pic xmlns:pic="http://schemas.openxmlformats.org/drawingml/2006/picture">
+                  <pic:nvPicPr>
+                    <pic:cNvPr id="578162462" name=""/>
+                    <pic:cNvPicPr/>
+                  </pic:nvPicPr>
+                  <pic:blipFill>
+                    <a:blip r:embed="rId87"/>
+                    <a:stretch>
+                      <a:fillRect/>
+                    </a:stretch>
+                  </pic:blipFill>
+                  <pic:spPr>
+                    <a:xfrm>
+                      <a:off x="0" y="0"/>
+                      <a:ext cx="5400040" cy="2303780"/>
+                    </a:xfrm>
+                    <a:prstGeom prst="rect">
+                      <a:avLst/>
+                    </a:prstGeom>
+                  </pic:spPr>
+                </pic:pic>
+              </a:graphicData>
+            </a:graphic>
+          </wp:inline>
+        </w:drawing>
+      </w:r>
+    </w:p>
+    <w:p>
       <w:r>
         <w:pict w14:anchorId="104B3F60">
           <v:rect id="_x0000_i1190" style="width:0;height:1.5pt" o:hralign="center" o:hrstd="t" o:hr="t" fillcolor="#a0a0a0" stroked="f"/>
@@ -13266,6 +14820,7 @@
         <w:t>systemctl status ssh</w:t>
       </w:r>
     </w:p>
+    <w:p/>
     <w:p>
       <w:r>
         <w:pict w14:anchorId="31CAF010">
@@ -13295,6 +14850,49 @@
     </w:p>
     <w:p>
       <w:r>
+        <w:rPr>
+          <w:noProof/>
+          <w:lang w:eastAsia="es-ES"/>
+        </w:rPr>
+        <w:drawing>
+          <wp:inline distT="0" distB="0" distL="0" distR="0" wp14:anchorId="2DB91078" wp14:editId="1B68DD46">
+            <wp:extent cx="5400040" cy="1637665"/>
+            <wp:effectExtent l="0" t="0" r="0" b="635"/>
+            <wp:docPr id="806140420" name="Imagen 1"/>
+            <wp:cNvGraphicFramePr>
+              <a:graphicFrameLocks xmlns:a="http://schemas.openxmlformats.org/drawingml/2006/main" noChangeAspect="1"/>
+            </wp:cNvGraphicFramePr>
+            <a:graphic xmlns:a="http://schemas.openxmlformats.org/drawingml/2006/main">
+              <a:graphicData uri="http://schemas.openxmlformats.org/drawingml/2006/picture">
+                <pic:pic xmlns:pic="http://schemas.openxmlformats.org/drawingml/2006/picture">
+                  <pic:nvPicPr>
+                    <pic:cNvPr id="806140420" name=""/>
+                    <pic:cNvPicPr/>
+                  </pic:nvPicPr>
+                  <pic:blipFill>
+                    <a:blip r:embed="rId88"/>
+                    <a:stretch>
+                      <a:fillRect/>
+                    </a:stretch>
+                  </pic:blipFill>
+                  <pic:spPr>
+                    <a:xfrm>
+                      <a:off x="0" y="0"/>
+                      <a:ext cx="5400040" cy="1637665"/>
+                    </a:xfrm>
+                    <a:prstGeom prst="rect">
+                      <a:avLst/>
+                    </a:prstGeom>
+                  </pic:spPr>
+                </pic:pic>
+              </a:graphicData>
+            </a:graphic>
+          </wp:inline>
+        </w:drawing>
+      </w:r>
+    </w:p>
+    <w:p>
+      <w:r>
         <w:pict w14:anchorId="51685367">
           <v:rect id="_x0000_i1192" style="width:0;height:1.5pt" o:hralign="center" o:hrstd="t" o:hr="t" fillcolor="#a0a0a0" stroked="f"/>
         </w:pict>
@@ -13322,6 +14920,50 @@
     </w:p>
     <w:p>
       <w:r>
+        <w:rPr>
+          <w:noProof/>
+          <w:lang w:eastAsia="es-ES"/>
+        </w:rPr>
+        <w:lastRenderedPageBreak/>
+        <w:drawing>
+          <wp:inline distT="0" distB="0" distL="0" distR="0" wp14:anchorId="545E69AD" wp14:editId="6D12B745">
+            <wp:extent cx="5400040" cy="3071495"/>
+            <wp:effectExtent l="0" t="0" r="0" b="0"/>
+            <wp:docPr id="827041569" name="Imagen 1"/>
+            <wp:cNvGraphicFramePr>
+              <a:graphicFrameLocks xmlns:a="http://schemas.openxmlformats.org/drawingml/2006/main" noChangeAspect="1"/>
+            </wp:cNvGraphicFramePr>
+            <a:graphic xmlns:a="http://schemas.openxmlformats.org/drawingml/2006/main">
+              <a:graphicData uri="http://schemas.openxmlformats.org/drawingml/2006/picture">
+                <pic:pic xmlns:pic="http://schemas.openxmlformats.org/drawingml/2006/picture">
+                  <pic:nvPicPr>
+                    <pic:cNvPr id="827041569" name=""/>
+                    <pic:cNvPicPr/>
+                  </pic:nvPicPr>
+                  <pic:blipFill>
+                    <a:blip r:embed="rId89"/>
+                    <a:stretch>
+                      <a:fillRect/>
+                    </a:stretch>
+                  </pic:blipFill>
+                  <pic:spPr>
+                    <a:xfrm>
+                      <a:off x="0" y="0"/>
+                      <a:ext cx="5400040" cy="3071495"/>
+                    </a:xfrm>
+                    <a:prstGeom prst="rect">
+                      <a:avLst/>
+                    </a:prstGeom>
+                  </pic:spPr>
+                </pic:pic>
+              </a:graphicData>
+            </a:graphic>
+          </wp:inline>
+        </w:drawing>
+      </w:r>
+    </w:p>
+    <w:p>
+      <w:r>
         <w:pict w14:anchorId="2A547C19">
           <v:rect id="_x0000_i1193" style="width:0;height:1.5pt" o:hralign="center" o:hrstd="t" o:hr="t" fillcolor="#a0a0a0" stroked="f"/>
         </w:pict>
@@ -13349,6 +14991,49 @@
     </w:p>
     <w:p>
       <w:r>
+        <w:rPr>
+          <w:noProof/>
+          <w:lang w:eastAsia="es-ES"/>
+        </w:rPr>
+        <w:drawing>
+          <wp:inline distT="0" distB="0" distL="0" distR="0" wp14:anchorId="7E41F057" wp14:editId="04C524B1">
+            <wp:extent cx="5400040" cy="933450"/>
+            <wp:effectExtent l="0" t="0" r="0" b="0"/>
+            <wp:docPr id="248240608" name="Imagen 1"/>
+            <wp:cNvGraphicFramePr>
+              <a:graphicFrameLocks xmlns:a="http://schemas.openxmlformats.org/drawingml/2006/main" noChangeAspect="1"/>
+            </wp:cNvGraphicFramePr>
+            <a:graphic xmlns:a="http://schemas.openxmlformats.org/drawingml/2006/main">
+              <a:graphicData uri="http://schemas.openxmlformats.org/drawingml/2006/picture">
+                <pic:pic xmlns:pic="http://schemas.openxmlformats.org/drawingml/2006/picture">
+                  <pic:nvPicPr>
+                    <pic:cNvPr id="248240608" name=""/>
+                    <pic:cNvPicPr/>
+                  </pic:nvPicPr>
+                  <pic:blipFill>
+                    <a:blip r:embed="rId90"/>
+                    <a:stretch>
+                      <a:fillRect/>
+                    </a:stretch>
+                  </pic:blipFill>
+                  <pic:spPr>
+                    <a:xfrm>
+                      <a:off x="0" y="0"/>
+                      <a:ext cx="5400040" cy="933450"/>
+                    </a:xfrm>
+                    <a:prstGeom prst="rect">
+                      <a:avLst/>
+                    </a:prstGeom>
+                  </pic:spPr>
+                </pic:pic>
+              </a:graphicData>
+            </a:graphic>
+          </wp:inline>
+        </w:drawing>
+      </w:r>
+    </w:p>
+    <w:p>
+      <w:r>
         <w:pict w14:anchorId="06299138">
           <v:rect id="_x0000_i1194" style="width:0;height:1.5pt" o:hralign="center" o:hrstd="t" o:hr="t" fillcolor="#a0a0a0" stroked="f"/>
         </w:pict>
@@ -13389,13 +15074,55 @@
           <w:b/>
           <w:bCs/>
         </w:rPr>
-        <w:lastRenderedPageBreak/>
         <w:t>21. Habilitar servicio para que arranque automáticamente</w:t>
       </w:r>
     </w:p>
     <w:p>
       <w:r>
         <w:t>sudo systemctl enable ssh</w:t>
+      </w:r>
+    </w:p>
+    <w:p>
+      <w:r>
+        <w:rPr>
+          <w:noProof/>
+          <w:lang w:eastAsia="es-ES"/>
+        </w:rPr>
+        <w:drawing>
+          <wp:inline distT="0" distB="0" distL="0" distR="0" wp14:anchorId="04F42987" wp14:editId="58D239AB">
+            <wp:extent cx="5400040" cy="1335405"/>
+            <wp:effectExtent l="0" t="0" r="0" b="0"/>
+            <wp:docPr id="1463964506" name="Imagen 1"/>
+            <wp:cNvGraphicFramePr>
+              <a:graphicFrameLocks xmlns:a="http://schemas.openxmlformats.org/drawingml/2006/main" noChangeAspect="1"/>
+            </wp:cNvGraphicFramePr>
+            <a:graphic xmlns:a="http://schemas.openxmlformats.org/drawingml/2006/main">
+              <a:graphicData uri="http://schemas.openxmlformats.org/drawingml/2006/picture">
+                <pic:pic xmlns:pic="http://schemas.openxmlformats.org/drawingml/2006/picture">
+                  <pic:nvPicPr>
+                    <pic:cNvPr id="1463964506" name=""/>
+                    <pic:cNvPicPr/>
+                  </pic:nvPicPr>
+                  <pic:blipFill>
+                    <a:blip r:embed="rId91"/>
+                    <a:stretch>
+                      <a:fillRect/>
+                    </a:stretch>
+                  </pic:blipFill>
+                  <pic:spPr>
+                    <a:xfrm>
+                      <a:off x="0" y="0"/>
+                      <a:ext cx="5400040" cy="1335405"/>
+                    </a:xfrm>
+                    <a:prstGeom prst="rect">
+                      <a:avLst/>
+                    </a:prstGeom>
+                  </pic:spPr>
+                </pic:pic>
+              </a:graphicData>
+            </a:graphic>
+          </wp:inline>
+        </w:drawing>
       </w:r>
     </w:p>
     <w:p>
@@ -13427,6 +15154,51 @@
     </w:p>
     <w:p>
       <w:r>
+        <w:rPr>
+          <w:noProof/>
+          <w:lang w:eastAsia="es-ES"/>
+        </w:rPr>
+        <w:lastRenderedPageBreak/>
+        <w:drawing>
+          <wp:inline distT="0" distB="0" distL="0" distR="0" wp14:anchorId="0D9BC18F" wp14:editId="6968CC8A">
+            <wp:extent cx="5400040" cy="1071880"/>
+            <wp:effectExtent l="0" t="0" r="0" b="0"/>
+            <wp:docPr id="1227505173" name="Imagen 1"/>
+            <wp:cNvGraphicFramePr>
+              <a:graphicFrameLocks xmlns:a="http://schemas.openxmlformats.org/drawingml/2006/main" noChangeAspect="1"/>
+            </wp:cNvGraphicFramePr>
+            <a:graphic xmlns:a="http://schemas.openxmlformats.org/drawingml/2006/main">
+              <a:graphicData uri="http://schemas.openxmlformats.org/drawingml/2006/picture">
+                <pic:pic xmlns:pic="http://schemas.openxmlformats.org/drawingml/2006/picture">
+                  <pic:nvPicPr>
+                    <pic:cNvPr id="1227505173" name=""/>
+                    <pic:cNvPicPr/>
+                  </pic:nvPicPr>
+                  <pic:blipFill>
+                    <a:blip r:embed="rId92"/>
+                    <a:stretch>
+                      <a:fillRect/>
+                    </a:stretch>
+                  </pic:blipFill>
+                  <pic:spPr>
+                    <a:xfrm>
+                      <a:off x="0" y="0"/>
+                      <a:ext cx="5400040" cy="1071880"/>
+                    </a:xfrm>
+                    <a:prstGeom prst="rect">
+                      <a:avLst/>
+                    </a:prstGeom>
+                  </pic:spPr>
+                </pic:pic>
+              </a:graphicData>
+            </a:graphic>
+          </wp:inline>
+        </w:drawing>
+      </w:r>
+    </w:p>
+    <w:p/>
+    <w:p>
+      <w:r>
         <w:pict w14:anchorId="49067CED">
           <v:rect id="_x0000_i1196" style="width:0;height:1.5pt" o:hralign="center" o:hrstd="t" o:hr="t" fillcolor="#a0a0a0" stroked="f"/>
         </w:pict>
@@ -13486,6 +15258,49 @@
     </w:p>
     <w:p>
       <w:r>
+        <w:rPr>
+          <w:noProof/>
+          <w:lang w:eastAsia="es-ES"/>
+        </w:rPr>
+        <w:drawing>
+          <wp:inline distT="0" distB="0" distL="0" distR="0" wp14:anchorId="514E83C8" wp14:editId="648F5B77">
+            <wp:extent cx="5400040" cy="788035"/>
+            <wp:effectExtent l="0" t="0" r="0" b="0"/>
+            <wp:docPr id="1168436100" name="Imagen 1"/>
+            <wp:cNvGraphicFramePr>
+              <a:graphicFrameLocks xmlns:a="http://schemas.openxmlformats.org/drawingml/2006/main" noChangeAspect="1"/>
+            </wp:cNvGraphicFramePr>
+            <a:graphic xmlns:a="http://schemas.openxmlformats.org/drawingml/2006/main">
+              <a:graphicData uri="http://schemas.openxmlformats.org/drawingml/2006/picture">
+                <pic:pic xmlns:pic="http://schemas.openxmlformats.org/drawingml/2006/picture">
+                  <pic:nvPicPr>
+                    <pic:cNvPr id="1168436100" name=""/>
+                    <pic:cNvPicPr/>
+                  </pic:nvPicPr>
+                  <pic:blipFill>
+                    <a:blip r:embed="rId93"/>
+                    <a:stretch>
+                      <a:fillRect/>
+                    </a:stretch>
+                  </pic:blipFill>
+                  <pic:spPr>
+                    <a:xfrm>
+                      <a:off x="0" y="0"/>
+                      <a:ext cx="5400040" cy="788035"/>
+                    </a:xfrm>
+                    <a:prstGeom prst="rect">
+                      <a:avLst/>
+                    </a:prstGeom>
+                  </pic:spPr>
+                </pic:pic>
+              </a:graphicData>
+            </a:graphic>
+          </wp:inline>
+        </w:drawing>
+      </w:r>
+    </w:p>
+    <w:p>
+      <w:r>
         <w:pict w14:anchorId="4DF1A553">
           <v:rect id="_x0000_i1198" style="width:0;height:1.5pt" o:hralign="center" o:hrstd="t" o:hr="t" fillcolor="#a0a0a0" stroked="f"/>
         </w:pict>
@@ -13513,6 +15328,49 @@
     </w:p>
     <w:p>
       <w:r>
+        <w:rPr>
+          <w:noProof/>
+          <w:lang w:eastAsia="es-ES"/>
+        </w:rPr>
+        <w:drawing>
+          <wp:inline distT="0" distB="0" distL="0" distR="0" wp14:anchorId="4F761983" wp14:editId="60AA99CF">
+            <wp:extent cx="5400040" cy="1871345"/>
+            <wp:effectExtent l="0" t="0" r="0" b="0"/>
+            <wp:docPr id="891597734" name="Imagen 1"/>
+            <wp:cNvGraphicFramePr>
+              <a:graphicFrameLocks xmlns:a="http://schemas.openxmlformats.org/drawingml/2006/main" noChangeAspect="1"/>
+            </wp:cNvGraphicFramePr>
+            <a:graphic xmlns:a="http://schemas.openxmlformats.org/drawingml/2006/main">
+              <a:graphicData uri="http://schemas.openxmlformats.org/drawingml/2006/picture">
+                <pic:pic xmlns:pic="http://schemas.openxmlformats.org/drawingml/2006/picture">
+                  <pic:nvPicPr>
+                    <pic:cNvPr id="891597734" name=""/>
+                    <pic:cNvPicPr/>
+                  </pic:nvPicPr>
+                  <pic:blipFill>
+                    <a:blip r:embed="rId94"/>
+                    <a:stretch>
+                      <a:fillRect/>
+                    </a:stretch>
+                  </pic:blipFill>
+                  <pic:spPr>
+                    <a:xfrm>
+                      <a:off x="0" y="0"/>
+                      <a:ext cx="5400040" cy="1871345"/>
+                    </a:xfrm>
+                    <a:prstGeom prst="rect">
+                      <a:avLst/>
+                    </a:prstGeom>
+                  </pic:spPr>
+                </pic:pic>
+              </a:graphicData>
+            </a:graphic>
+          </wp:inline>
+        </w:drawing>
+      </w:r>
+    </w:p>
+    <w:p>
+      <w:r>
         <w:pict w14:anchorId="4A603718">
           <v:rect id="_x0000_i1199" style="width:0;height:1.5pt" o:hralign="center" o:hrstd="t" o:hr="t" fillcolor="#a0a0a0" stroked="f"/>
         </w:pict>
@@ -13540,6 +15398,50 @@
     </w:p>
     <w:p>
       <w:r>
+        <w:rPr>
+          <w:noProof/>
+          <w:lang w:eastAsia="es-ES"/>
+        </w:rPr>
+        <w:lastRenderedPageBreak/>
+        <w:drawing>
+          <wp:inline distT="0" distB="0" distL="0" distR="0" wp14:anchorId="1A348678" wp14:editId="714AB727">
+            <wp:extent cx="5400040" cy="781685"/>
+            <wp:effectExtent l="0" t="0" r="0" b="0"/>
+            <wp:docPr id="679920174" name="Imagen 1"/>
+            <wp:cNvGraphicFramePr>
+              <a:graphicFrameLocks xmlns:a="http://schemas.openxmlformats.org/drawingml/2006/main" noChangeAspect="1"/>
+            </wp:cNvGraphicFramePr>
+            <a:graphic xmlns:a="http://schemas.openxmlformats.org/drawingml/2006/main">
+              <a:graphicData uri="http://schemas.openxmlformats.org/drawingml/2006/picture">
+                <pic:pic xmlns:pic="http://schemas.openxmlformats.org/drawingml/2006/picture">
+                  <pic:nvPicPr>
+                    <pic:cNvPr id="679920174" name=""/>
+                    <pic:cNvPicPr/>
+                  </pic:nvPicPr>
+                  <pic:blipFill>
+                    <a:blip r:embed="rId95"/>
+                    <a:stretch>
+                      <a:fillRect/>
+                    </a:stretch>
+                  </pic:blipFill>
+                  <pic:spPr>
+                    <a:xfrm>
+                      <a:off x="0" y="0"/>
+                      <a:ext cx="5400040" cy="781685"/>
+                    </a:xfrm>
+                    <a:prstGeom prst="rect">
+                      <a:avLst/>
+                    </a:prstGeom>
+                  </pic:spPr>
+                </pic:pic>
+              </a:graphicData>
+            </a:graphic>
+          </wp:inline>
+        </w:drawing>
+      </w:r>
+    </w:p>
+    <w:p>
+      <w:r>
         <w:pict w14:anchorId="682E7AAB">
           <v:rect id="_x0000_i1200" style="width:0;height:1.5pt" o:hralign="center" o:hrstd="t" o:hr="t" fillcolor="#a0a0a0" stroked="f"/>
         </w:pict>
@@ -13613,7 +15515,6 @@
     </w:p>
     <w:p>
       <w:r>
-        <w:lastRenderedPageBreak/>
         <w:t>[Install]</w:t>
       </w:r>
     </w:p>
@@ -13775,6 +15676,7 @@
           <w:b/>
           <w:bCs/>
         </w:rPr>
+        <w:lastRenderedPageBreak/>
         <w:t>Tareas:</w:t>
       </w:r>
     </w:p>
@@ -13912,7 +15814,6 @@
           <w:b/>
           <w:bCs/>
         </w:rPr>
-        <w:lastRenderedPageBreak/>
         <w:t>✔️</w:t>
       </w:r>
       <w:r>
@@ -14070,6 +15971,7 @@
     </w:p>
     <w:p>
       <w:r>
+        <w:lastRenderedPageBreak/>
         <w:t>Linux utiliza herramientas muy potentes para la administración de red.</w:t>
       </w:r>
     </w:p>
@@ -14264,7 +16166,6 @@
     </w:p>
     <w:p>
       <w:r>
-        <w:lastRenderedPageBreak/>
         <w:pict w14:anchorId="2EE669FB">
           <v:rect id="_x0000_i1208" style="width:0;height:1.5pt" o:hralign="center" o:hrstd="t" o:hr="t" fillcolor="#a0a0a0" stroked="f"/>
         </w:pict>
@@ -14435,6 +16336,7 @@
         <w:rPr>
           <w:lang w:val="en-GB"/>
         </w:rPr>
+        <w:lastRenderedPageBreak/>
         <w:t>Aplicar cambios:</w:t>
       </w:r>
     </w:p>
@@ -14580,7 +16482,6 @@
     </w:p>
     <w:p>
       <w:r>
-        <w:lastRenderedPageBreak/>
         <w:t>Ver puertos:</w:t>
       </w:r>
     </w:p>
@@ -14701,6 +16602,7 @@
     </w:p>
     <w:p>
       <w:r>
+        <w:lastRenderedPageBreak/>
         <w:t>Archivo de configuración:</w:t>
       </w:r>
     </w:p>
@@ -14806,7 +16708,6 @@
     </w:p>
     <w:p>
       <w:r>
-        <w:lastRenderedPageBreak/>
         <w:t>sudo ufw status numbered</w:t>
       </w:r>
     </w:p>
@@ -15039,6 +16940,7 @@
               <w:spacing w:after="160" w:line="278" w:lineRule="auto"/>
             </w:pPr>
             <w:r>
+              <w:lastRenderedPageBreak/>
               <w:t>IP propia</w:t>
             </w:r>
           </w:p>
@@ -15364,7 +17266,6 @@
     </w:p>
     <w:p>
       <w:r>
-        <w:lastRenderedPageBreak/>
         <w:t>nslookup google.com</w:t>
       </w:r>
     </w:p>
@@ -15541,6 +17442,7 @@
     </w:p>
     <w:p>
       <w:r>
+        <w:lastRenderedPageBreak/>
         <w:t>sudo ip a del 192.168.1.200/24 dev enp0s3</w:t>
       </w:r>
     </w:p>
@@ -15699,7 +17601,6 @@
     </w:p>
     <w:p>
       <w:r>
-        <w:lastRenderedPageBreak/>
         <w:t>nmcli device wifi list</w:t>
       </w:r>
     </w:p>
@@ -15829,6 +17730,7 @@
     </w:p>
     <w:p>
       <w:r>
+        <w:lastRenderedPageBreak/>
         <w:t>sudo ufw status verbose</w:t>
       </w:r>
     </w:p>
@@ -15985,7 +17887,6 @@
           <w:b/>
           <w:bCs/>
         </w:rPr>
-        <w:lastRenderedPageBreak/>
         <w:t>24. Probar fallo de DNS</w:t>
       </w:r>
     </w:p>
@@ -16099,6 +18000,7 @@
     </w:p>
     <w:p>
       <w:r>
+        <w:lastRenderedPageBreak/>
         <w:t>Debe mostrar:</w:t>
       </w:r>
     </w:p>
@@ -16265,7 +18167,6 @@
           <w:b/>
           <w:bCs/>
         </w:rPr>
-        <w:lastRenderedPageBreak/>
         <w:t>Objetivo:</w:t>
       </w:r>
     </w:p>
@@ -16422,6 +18323,7 @@
         </w:numPr>
       </w:pPr>
       <w:r>
+        <w:lastRenderedPageBreak/>
         <w:t>IP actual</w:t>
       </w:r>
     </w:p>
@@ -16581,7 +18483,6 @@
     </w:p>
     <w:p>
       <w:r>
-        <w:lastRenderedPageBreak/>
         <w:t xml:space="preserve">Un </w:t>
       </w:r>
       <w:r>
@@ -16749,6 +18650,7 @@
     </w:p>
     <w:p>
       <w:r>
+        <w:lastRenderedPageBreak/>
         <w:t>sudo apt upgrade</w:t>
       </w:r>
     </w:p>
@@ -16849,7 +18751,6 @@
     </w:p>
     <w:p>
       <w:r>
-        <w:lastRenderedPageBreak/>
         <w:t>sudo apt clean</w:t>
       </w:r>
     </w:p>
@@ -16969,6 +18870,7 @@
           <w:b/>
           <w:bCs/>
         </w:rPr>
+        <w:lastRenderedPageBreak/>
         <w:t>📘</w:t>
       </w:r>
       <w:r>
@@ -17076,7 +18978,6 @@
     </w:p>
     <w:p>
       <w:r>
-        <w:lastRenderedPageBreak/>
         <w:t>sudo snap refresh</w:t>
       </w:r>
     </w:p>
@@ -17242,6 +19143,7 @@
           <w:bCs/>
           <w:lang w:val="en-GB"/>
         </w:rPr>
+        <w:lastRenderedPageBreak/>
         <w:t>3. Desinstalar htop</w:t>
       </w:r>
     </w:p>
@@ -17400,7 +19302,6 @@
     </w:p>
     <w:p>
       <w:r>
-        <w:lastRenderedPageBreak/>
         <w:pict w14:anchorId="68F00C34">
           <v:rect id="_x0000_i1246" style="width:0;height:1.5pt" o:hralign="center" o:hrstd="t" o:hr="t" fillcolor="#a0a0a0" stroked="f"/>
         </w:pict>
@@ -17566,6 +19467,7 @@
         <w:rPr>
           <w:lang w:val="en-GB"/>
         </w:rPr>
+        <w:lastRenderedPageBreak/>
         <w:t>sudo</w:t>
       </w:r>
       <w:proofErr w:type="gramEnd"/>
@@ -17744,152 +19646,152 @@
     </w:p>
     <w:p>
       <w:r>
+        <w:t>dpkg -l</w:t>
+      </w:r>
+    </w:p>
+    <w:p>
+      <w:pPr>
+        <w:rPr>
+          <w:b/>
+          <w:bCs/>
+        </w:rPr>
+      </w:pPr>
+      <w:r>
+        <w:rPr>
+          <w:b/>
+          <w:bCs/>
+        </w:rPr>
+        <w:t>22. Ver qué paquete instaló un comando</w:t>
+      </w:r>
+    </w:p>
+    <w:p>
+      <w:r>
+        <w:t>dpkg -S /usr/bin/python3</w:t>
+      </w:r>
+    </w:p>
+    <w:p>
+      <w:pPr>
+        <w:rPr>
+          <w:b/>
+          <w:bCs/>
+        </w:rPr>
+      </w:pPr>
+      <w:r>
+        <w:rPr>
+          <w:b/>
+          <w:bCs/>
+        </w:rPr>
+        <w:t>23. Bloquear actualizaciones de un paquete</w:t>
+      </w:r>
+    </w:p>
+    <w:p>
+      <w:r>
+        <w:t>sudo apt-mark hold nombre_paquete</w:t>
+      </w:r>
+    </w:p>
+    <w:p>
+      <w:pPr>
+        <w:rPr>
+          <w:b/>
+          <w:bCs/>
+        </w:rPr>
+      </w:pPr>
+      <w:r>
+        <w:rPr>
+          <w:b/>
+          <w:bCs/>
+        </w:rPr>
+        <w:t>24. Desbloquearlo</w:t>
+      </w:r>
+    </w:p>
+    <w:p>
+      <w:r>
+        <w:t>sudo apt-mark unhold nombre_paquete</w:t>
+      </w:r>
+    </w:p>
+    <w:p>
+      <w:pPr>
+        <w:rPr>
+          <w:b/>
+          <w:bCs/>
+        </w:rPr>
+      </w:pPr>
+      <w:r>
+        <w:rPr>
+          <w:b/>
+          <w:bCs/>
+        </w:rPr>
+        <w:t>25. Ver dependencias de un paquete</w:t>
+      </w:r>
+    </w:p>
+    <w:p>
+      <w:r>
+        <w:t>apt depends nombre</w:t>
+      </w:r>
+    </w:p>
+    <w:p>
+      <w:pPr>
+        <w:rPr>
+          <w:b/>
+          <w:bCs/>
+        </w:rPr>
+      </w:pPr>
+      <w:r>
+        <w:rPr>
+          <w:b/>
+          <w:bCs/>
+        </w:rPr>
+        <w:t>26. Ver qué paquetes dependen de él</w:t>
+      </w:r>
+    </w:p>
+    <w:p>
+      <w:r>
+        <w:t>apt rdepends nombre</w:t>
+      </w:r>
+    </w:p>
+    <w:p>
+      <w:pPr>
+        <w:rPr>
+          <w:b/>
+          <w:bCs/>
+        </w:rPr>
+      </w:pPr>
+      <w:r>
+        <w:rPr>
+          <w:b/>
+          <w:bCs/>
+        </w:rPr>
+        <w:t>27. Ver tamaño de un paquete antes de instalarlo</w:t>
+      </w:r>
+    </w:p>
+    <w:p>
+      <w:pPr>
+        <w:rPr>
+          <w:lang w:val="en-GB"/>
+        </w:rPr>
+      </w:pPr>
+      <w:r>
+        <w:rPr>
+          <w:lang w:val="en-GB"/>
+        </w:rPr>
+        <w:t>apt show paquete | grep Size</w:t>
+      </w:r>
+    </w:p>
+    <w:p>
+      <w:pPr>
+        <w:rPr>
+          <w:b/>
+          <w:bCs/>
+          <w:lang w:val="en-GB"/>
+        </w:rPr>
+      </w:pPr>
+      <w:r>
+        <w:rPr>
+          <w:b/>
+          <w:bCs/>
+          <w:lang w:val="en-GB"/>
+        </w:rPr>
         <w:lastRenderedPageBreak/>
-        <w:t>dpkg -l</w:t>
-      </w:r>
-    </w:p>
-    <w:p>
-      <w:pPr>
-        <w:rPr>
-          <w:b/>
-          <w:bCs/>
-        </w:rPr>
-      </w:pPr>
-      <w:r>
-        <w:rPr>
-          <w:b/>
-          <w:bCs/>
-        </w:rPr>
-        <w:t>22. Ver qué paquete instaló un comando</w:t>
-      </w:r>
-    </w:p>
-    <w:p>
-      <w:r>
-        <w:t>dpkg -S /usr/bin/python3</w:t>
-      </w:r>
-    </w:p>
-    <w:p>
-      <w:pPr>
-        <w:rPr>
-          <w:b/>
-          <w:bCs/>
-        </w:rPr>
-      </w:pPr>
-      <w:r>
-        <w:rPr>
-          <w:b/>
-          <w:bCs/>
-        </w:rPr>
-        <w:t>23. Bloquear actualizaciones de un paquete</w:t>
-      </w:r>
-    </w:p>
-    <w:p>
-      <w:r>
-        <w:t>sudo apt-mark hold nombre_paquete</w:t>
-      </w:r>
-    </w:p>
-    <w:p>
-      <w:pPr>
-        <w:rPr>
-          <w:b/>
-          <w:bCs/>
-        </w:rPr>
-      </w:pPr>
-      <w:r>
-        <w:rPr>
-          <w:b/>
-          <w:bCs/>
-        </w:rPr>
-        <w:t>24. Desbloquearlo</w:t>
-      </w:r>
-    </w:p>
-    <w:p>
-      <w:r>
-        <w:t>sudo apt-mark unhold nombre_paquete</w:t>
-      </w:r>
-    </w:p>
-    <w:p>
-      <w:pPr>
-        <w:rPr>
-          <w:b/>
-          <w:bCs/>
-        </w:rPr>
-      </w:pPr>
-      <w:r>
-        <w:rPr>
-          <w:b/>
-          <w:bCs/>
-        </w:rPr>
-        <w:t>25. Ver dependencias de un paquete</w:t>
-      </w:r>
-    </w:p>
-    <w:p>
-      <w:r>
-        <w:t>apt depends nombre</w:t>
-      </w:r>
-    </w:p>
-    <w:p>
-      <w:pPr>
-        <w:rPr>
-          <w:b/>
-          <w:bCs/>
-        </w:rPr>
-      </w:pPr>
-      <w:r>
-        <w:rPr>
-          <w:b/>
-          <w:bCs/>
-        </w:rPr>
-        <w:t>26. Ver qué paquetes dependen de él</w:t>
-      </w:r>
-    </w:p>
-    <w:p>
-      <w:r>
-        <w:t>apt rdepends nombre</w:t>
-      </w:r>
-    </w:p>
-    <w:p>
-      <w:pPr>
-        <w:rPr>
-          <w:b/>
-          <w:bCs/>
-        </w:rPr>
-      </w:pPr>
-      <w:r>
-        <w:rPr>
-          <w:b/>
-          <w:bCs/>
-        </w:rPr>
-        <w:t>27. Ver tamaño de un paquete antes de instalarlo</w:t>
-      </w:r>
-    </w:p>
-    <w:p>
-      <w:pPr>
-        <w:rPr>
-          <w:lang w:val="en-GB"/>
-        </w:rPr>
-      </w:pPr>
-      <w:r>
-        <w:rPr>
-          <w:lang w:val="en-GB"/>
-        </w:rPr>
-        <w:t>apt show paquete | grep Size</w:t>
-      </w:r>
-    </w:p>
-    <w:p>
-      <w:pPr>
-        <w:rPr>
-          <w:b/>
-          <w:bCs/>
-          <w:lang w:val="en-GB"/>
-        </w:rPr>
-      </w:pPr>
-      <w:r>
-        <w:rPr>
-          <w:b/>
-          <w:bCs/>
-          <w:lang w:val="en-GB"/>
-        </w:rPr>
         <w:t>28. Instalar snap VLC</w:t>
       </w:r>
     </w:p>
@@ -18033,7 +19935,6 @@
     </w:p>
     <w:p>
       <w:r>
-        <w:lastRenderedPageBreak/>
         <w:pict w14:anchorId="5EA19D29">
           <v:rect id="_x0000_i1249" style="width:0;height:1.5pt" o:hralign="center" o:hrstd="t" o:hr="t" fillcolor="#a0a0a0" stroked="f"/>
         </w:pict>
@@ -18213,6 +20114,7 @@
         </w:numPr>
       </w:pPr>
       <w:r>
+        <w:lastRenderedPageBreak/>
         <w:t>Limpie cache</w:t>
       </w:r>
     </w:p>
@@ -18338,7 +20240,6 @@
         <w:rPr>
           <w:rFonts w:ascii="Segoe UI Emoji" w:hAnsi="Segoe UI Emoji" w:cs="Segoe UI Emoji"/>
         </w:rPr>
-        <w:lastRenderedPageBreak/>
         <w:t>🟦</w:t>
       </w:r>
       <w:r>
@@ -18504,6 +20405,7 @@
     </w:p>
     <w:p>
       <w:r>
+        <w:lastRenderedPageBreak/>
         <w:t>nano mi_script.sh</w:t>
       </w:r>
     </w:p>
@@ -18615,7 +20517,6 @@
     </w:p>
     <w:p>
       <w:r>
-        <w:lastRenderedPageBreak/>
         <w:t>echo $nombre</w:t>
       </w:r>
     </w:p>
@@ -18792,6 +20693,7 @@
     </w:p>
     <w:p>
       <w:r>
+        <w:lastRenderedPageBreak/>
         <w:t xml:space="preserve">    echo "Eres menor de edad"</w:t>
       </w:r>
     </w:p>
@@ -18965,7 +20867,6 @@
     </w:p>
     <w:p>
       <w:r>
-        <w:lastRenderedPageBreak/>
         <w:t>done</w:t>
       </w:r>
     </w:p>
@@ -19131,6 +21032,7 @@
     </w:p>
     <w:p>
       <w:r>
+        <w:lastRenderedPageBreak/>
         <w:t>crontab -e</w:t>
       </w:r>
     </w:p>
@@ -19241,7 +21143,6 @@
     </w:p>
     <w:p>
       <w:r>
-        <w:lastRenderedPageBreak/>
         <w:t>echo "Mi nombre es ..."</w:t>
       </w:r>
     </w:p>
@@ -19399,6 +21300,7 @@
     </w:p>
     <w:p>
       <w:r>
+        <w:lastRenderedPageBreak/>
         <w:pict w14:anchorId="02399619">
           <v:rect id="_x0000_i1268" style="width:0;height:1.5pt" o:hralign="center" o:hrstd="t" o:hr="t" fillcolor="#a0a0a0" stroked="f"/>
         </w:pict>
@@ -19519,7 +21421,6 @@
     </w:p>
     <w:p>
       <w:r>
-        <w:lastRenderedPageBreak/>
         <w:t xml:space="preserve">Usar if </w:t>
       </w:r>
       <w:proofErr w:type="gramStart"/>
@@ -19715,6 +21616,7 @@
           <w:b/>
           <w:bCs/>
         </w:rPr>
+        <w:lastRenderedPageBreak/>
         <w:t>19. Script que busque archivos mayores de 100MB</w:t>
       </w:r>
     </w:p>
@@ -19835,7 +21737,6 @@
     </w:p>
     <w:p>
       <w:r>
-        <w:lastRenderedPageBreak/>
         <w:pict w14:anchorId="75316171">
           <v:rect id="_x0000_i1285" style="width:0;height:1.5pt" o:hralign="center" o:hrstd="t" o:hr="t" fillcolor="#a0a0a0" stroked="f"/>
         </w:pict>
@@ -20023,6 +21924,7 @@
     </w:p>
     <w:p>
       <w:r>
+        <w:lastRenderedPageBreak/>
         <w:pict w14:anchorId="35547889">
           <v:rect id="_x0000_i1292" style="width:0;height:1.5pt" o:hralign="center" o:hrstd="t" o:hr="t" fillcolor="#a0a0a0" stroked="f"/>
         </w:pict>
@@ -20143,7 +22045,6 @@
     </w:p>
     <w:p>
       <w:r>
-        <w:lastRenderedPageBreak/>
         <w:pict w14:anchorId="0B417C5A">
           <v:rect id="_x0000_i1297" style="width:0;height:1.5pt" o:hralign="center" o:hrstd="t" o:hr="t" fillcolor="#a0a0a0" stroked="f"/>
         </w:pict>
@@ -20323,6 +22224,7 @@
         <w:rPr>
           <w:rFonts w:ascii="Segoe UI Symbol" w:hAnsi="Segoe UI Symbol" w:cs="Segoe UI Symbol"/>
         </w:rPr>
+        <w:lastRenderedPageBreak/>
         <w:t>✔</w:t>
       </w:r>
       <w:r>
@@ -20448,7 +22350,6 @@
         <w:rPr>
           <w:rFonts w:ascii="Segoe UI Emoji" w:hAnsi="Segoe UI Emoji" w:cs="Segoe UI Emoji"/>
         </w:rPr>
-        <w:lastRenderedPageBreak/>
         <w:t>🟦</w:t>
       </w:r>
       <w:r>
@@ -20629,6 +22530,7 @@
         </w:numPr>
       </w:pPr>
       <w:r>
+        <w:lastRenderedPageBreak/>
         <w:t>puertos cerrados</w:t>
       </w:r>
     </w:p>
@@ -20764,7 +22666,6 @@
     </w:p>
     <w:p>
       <w:r>
-        <w:lastRenderedPageBreak/>
         <w:t>Activar:</w:t>
       </w:r>
     </w:p>
@@ -20873,6 +22774,7 @@
     </w:p>
     <w:p>
       <w:r>
+        <w:lastRenderedPageBreak/>
         <w:t>Port 2222</w:t>
       </w:r>
     </w:p>
@@ -20990,7 +22892,6 @@
         <w:rPr>
           <w:lang w:val="en-GB"/>
         </w:rPr>
-        <w:lastRenderedPageBreak/>
         <w:t>maxretry = 3</w:t>
       </w:r>
     </w:p>
@@ -21237,6 +23138,7 @@
           <w:b/>
           <w:bCs/>
         </w:rPr>
+        <w:lastRenderedPageBreak/>
         <w:t>📘</w:t>
       </w:r>
       <w:r>
@@ -21361,7 +23263,6 @@
     </w:p>
     <w:p>
       <w:r>
-        <w:lastRenderedPageBreak/>
         <w:pict w14:anchorId="3D3F88E2">
           <v:rect id="_x0000_i1308" style="width:0;height:1.5pt" o:hralign="center" o:hrstd="t" o:hr="t" fillcolor="#a0a0a0" stroked="f"/>
         </w:pict>
@@ -21539,6 +23440,7 @@
           <w:b/>
           <w:bCs/>
         </w:rPr>
+        <w:lastRenderedPageBreak/>
         <w:t>✅</w:t>
       </w:r>
       <w:r>
@@ -21669,7 +23571,6 @@
           <w:b/>
           <w:bCs/>
         </w:rPr>
-        <w:lastRenderedPageBreak/>
         <w:t>5. Bloquear puerto 23 (telnet)</w:t>
       </w:r>
     </w:p>
@@ -21810,6 +23711,7 @@
     </w:p>
     <w:p>
       <w:r>
+        <w:lastRenderedPageBreak/>
         <w:t>ls -l /etc/shadow</w:t>
       </w:r>
     </w:p>
@@ -21941,7 +23843,6 @@
     </w:p>
     <w:p>
       <w:r>
-        <w:lastRenderedPageBreak/>
         <w:t>sudo fail2ban-client status sshd</w:t>
       </w:r>
     </w:p>
@@ -22095,6 +23996,7 @@
     </w:p>
     <w:p>
       <w:r>
+        <w:lastRenderedPageBreak/>
         <w:pict w14:anchorId="0D1E6912">
           <v:rect id="_x0000_i1330" style="width:0;height:1.5pt" o:hralign="center" o:hrstd="t" o:hr="t" fillcolor="#a0a0a0" stroked="f"/>
         </w:pict>
@@ -22232,7 +24134,6 @@
     </w:p>
     <w:p>
       <w:r>
-        <w:lastRenderedPageBreak/>
         <w:pict w14:anchorId="47B5E8F2">
           <v:rect id="_x0000_i1333" style="width:0;height:1.5pt" o:hralign="center" o:hrstd="t" o:hr="t" fillcolor="#a0a0a0" stroked="f"/>
         </w:pict>
@@ -22385,6 +24286,7 @@
     </w:p>
     <w:p>
       <w:r>
+        <w:lastRenderedPageBreak/>
         <w:t>find / -nouser 2&gt;/dev/null</w:t>
       </w:r>
     </w:p>
@@ -22516,7 +24418,6 @@
           <w:b/>
           <w:bCs/>
         </w:rPr>
-        <w:lastRenderedPageBreak/>
         <w:t>30. Simular ataque de fuerza bruta y verificar fail2ban</w:t>
       </w:r>
     </w:p>
@@ -22682,6 +24583,7 @@
         </w:numPr>
       </w:pPr>
       <w:r>
+        <w:lastRenderedPageBreak/>
         <w:t>permitir solo claves públicas</w:t>
       </w:r>
     </w:p>
@@ -22825,7 +24727,6 @@
         </w:numPr>
       </w:pPr>
       <w:r>
-        <w:lastRenderedPageBreak/>
         <w:t>usuarios con shell interactivo</w:t>
       </w:r>
     </w:p>
@@ -22980,6 +24881,7 @@
         </w:numPr>
       </w:pPr>
       <w:r>
+        <w:lastRenderedPageBreak/>
         <w:t>Automatización y scripting</w:t>
       </w:r>
     </w:p>
@@ -23134,7 +25036,6 @@
         </w:numPr>
       </w:pPr>
       <w:r>
-        <w:lastRenderedPageBreak/>
         <w:t>Automatice backups</w:t>
       </w:r>
     </w:p>
@@ -23322,6 +25223,7 @@
           <w:b/>
           <w:bCs/>
         </w:rPr>
+        <w:lastRenderedPageBreak/>
         <w:t>3. Instalar herramientas básicas</w:t>
       </w:r>
     </w:p>
@@ -23478,7 +25380,6 @@
         </w:numPr>
       </w:pPr>
       <w:r>
-        <w:lastRenderedPageBreak/>
         <w:t>administracion</w:t>
       </w:r>
     </w:p>
@@ -23640,6 +25541,7 @@
           <w:b/>
           <w:bCs/>
         </w:rPr>
+        <w:lastRenderedPageBreak/>
         <w:t>11. Aplicar SGID y Sticky Bit</w:t>
       </w:r>
     </w:p>
@@ -23780,7 +25682,6 @@
     </w:p>
     <w:p>
       <w:r>
-        <w:lastRenderedPageBreak/>
         <w:t>SSH desde otro equipo.</w:t>
       </w:r>
     </w:p>
@@ -23956,6 +25857,7 @@
         </w:numPr>
       </w:pPr>
       <w:r>
+        <w:lastRenderedPageBreak/>
         <w:t>desactivar password login</w:t>
       </w:r>
     </w:p>
@@ -24124,7 +26026,6 @@
         </w:numPr>
       </w:pPr>
       <w:r>
-        <w:lastRenderedPageBreak/>
         <w:t>RAM</w:t>
       </w:r>
     </w:p>
@@ -24296,6 +26197,7 @@
         <w:rPr>
           <w:lang w:val="en-GB"/>
         </w:rPr>
+        <w:lastRenderedPageBreak/>
         <w:t>Invalid user</w:t>
       </w:r>
     </w:p>
@@ -24449,7 +26351,6 @@
           <w:b/>
           <w:bCs/>
         </w:rPr>
-        <w:lastRenderedPageBreak/>
         <w:t>🏆</w:t>
       </w:r>
       <w:r>
@@ -24711,6 +26612,7 @@
                 <w:b/>
                 <w:bCs/>
               </w:rPr>
+              <w:lastRenderedPageBreak/>
               <w:t>Área</w:t>
             </w:r>
           </w:p>
